--- a/courts/eighth-circuit/south-dakota/federal/district/complaint/usage/OUTPUT-complaint.docx
+++ b/courts/eighth-circuit/south-dakota/federal/district/complaint/usage/OUTPUT-complaint.docx
@@ -4,49 +4,45 @@
   <w:body>
     <w:p>
       <w:pPr>
-        <w:pStyle w:val="Single"/>
+        <w:spacing w:before="0" w:after="0" w:line="276" w:lineRule="exact"/>
+        <w:ind w:left="0" w:firstLine="0"/>
         <w:jc w:val="center"/>
       </w:pPr>
       <w:r>
         <w:rPr>
           <w:b/>
+          <w:bCs/>
         </w:rPr>
         <w:t xml:space="preserve">UNITED STATES DISTRICT COURT</w:t>
       </w:r>
     </w:p>
     <w:p>
       <w:pPr>
-        <w:pStyle w:val="Single"/>
+        <w:spacing w:before="0" w:after="0" w:line="276" w:lineRule="exact"/>
+        <w:ind w:left="0" w:firstLine="0"/>
         <w:jc w:val="center"/>
       </w:pPr>
       <w:r>
         <w:rPr>
           <w:b/>
+          <w:bCs/>
         </w:rPr>
         <w:t xml:space="preserve">DISTRICT OF SOUTH DAKOTA</w:t>
       </w:r>
     </w:p>
     <w:p>
       <w:pPr>
-        <w:pStyle w:val="Single"/>
+        <w:spacing w:before="0" w:after="552" w:line="276" w:lineRule="exact"/>
+        <w:ind w:left="0" w:firstLine="0"/>
         <w:jc w:val="center"/>
       </w:pPr>
       <w:r>
         <w:rPr>
           <w:b/>
+          <w:bCs/>
         </w:rPr>
         <w:t xml:space="preserve">RAPID CITY DIVISION</w:t>
       </w:r>
-    </w:p>
-    <w:p>
-      <w:pPr>
-        <w:spacing w:before="0" w:after="0" w:line="360" w:lineRule="exact"/>
-      </w:pPr>
-    </w:p>
-    <w:p>
-      <w:pPr>
-        <w:spacing w:before="0" w:after="0" w:line="480" w:lineRule="exact"/>
-      </w:pPr>
     </w:p>
     <w:tbl>
       <w:tblPr>
@@ -61,15 +57,16 @@
         </w:tblBorders>
         <w:tblLayout w:type="fixed"/>
         <w:tblCellMar>
+          <w:top w:w="0" w:type="dxa"/>
           <w:left w:w="0" w:type="dxa"/>
+          <w:bottom w:w="0" w:type="dxa"/>
           <w:right w:w="0" w:type="dxa"/>
         </w:tblCellMar>
-        <w:tblLook w:val="0000" w:firstRow="0" w:lastRow="0" w:firstColumn="0" w:lastColumn="0" w:noHBand="1" w:noVBand="1"/>
+        <w:tblLook w:val="0000" w:firstRow="0" w:lastRow="0" w:firstColumn="0" w:lastColumn="0" w:noHBand="0" w:noVBand="0"/>
       </w:tblPr>
       <w:tblGrid>
         <w:gridCol w:w="4680"/>
-        <w:gridCol w:w="360"/>
-        <w:gridCol w:w="4320"/>
+        <w:gridCol w:w="4680"/>
       </w:tblGrid>
       <w:tr>
         <w:trPr>
@@ -83,13 +80,14 @@
               <w:right w:val="single" w:sz="6" w:space="0" w:color="000000"/>
             </w:tcBorders>
             <w:tcMar>
-              <w:bottom w:w="200" w:type="dxa"/>
               <w:right w:w="240" w:type="dxa"/>
             </w:tcMar>
           </w:tcPr>
           <w:p>
             <w:pPr>
-              <w:pStyle w:val="Single"/>
+              <w:spacing w:before="0" w:after="0" w:line="276" w:lineRule="exact"/>
+              <w:ind w:left="0" w:firstLine="0"/>
+              <w:jc w:val="left"/>
             </w:pPr>
             <w:r>
               <w:t xml:space="preserve">Daniel</w:t>
@@ -109,7 +107,9 @@
           </w:p>
           <w:p>
             <w:pPr>
-              <w:pStyle w:val="Single"/>
+              <w:spacing w:before="0" w:after="0" w:line="276" w:lineRule="exact"/>
+              <w:ind w:left="0" w:firstLine="0"/>
+              <w:jc w:val="left"/>
             </w:pPr>
             <w:r>
               <w:t xml:space="preserve">Plaintiff,</w:t>
@@ -117,7 +117,9 @@
           </w:p>
           <w:p>
             <w:pPr>
-              <w:pStyle w:val="Single"/>
+              <w:spacing w:before="0" w:after="0" w:line="276" w:lineRule="exact"/>
+              <w:ind w:left="0" w:firstLine="0"/>
+              <w:jc w:val="left"/>
             </w:pPr>
             <w:r>
               <w:t xml:space="preserve">v.</w:t>
@@ -125,7 +127,9 @@
           </w:p>
           <w:p>
             <w:pPr>
-              <w:pStyle w:val="Single"/>
+              <w:spacing w:before="0" w:after="0" w:line="276" w:lineRule="exact"/>
+              <w:ind w:left="0" w:firstLine="0"/>
+              <w:jc w:val="left"/>
             </w:pPr>
             <w:r>
               <w:t xml:space="preserve">Equifax</w:t>
@@ -151,7 +155,9 @@
           </w:p>
           <w:p>
             <w:pPr>
-              <w:pStyle w:val="Single"/>
+              <w:spacing w:before="0" w:after="0" w:line="276" w:lineRule="exact"/>
+              <w:ind w:left="0" w:firstLine="0"/>
+              <w:jc w:val="left"/>
             </w:pPr>
             <w:r>
               <w:t xml:space="preserve">Experian</w:t>
@@ -177,7 +183,9 @@
           </w:p>
           <w:p>
             <w:pPr>
-              <w:pStyle w:val="Single"/>
+              <w:spacing w:before="0" w:after="0" w:line="276" w:lineRule="exact"/>
+              <w:ind w:left="0" w:firstLine="0"/>
+              <w:jc w:val="left"/>
             </w:pPr>
             <w:r>
               <w:t xml:space="preserve">TransUnion</w:t>
@@ -191,7 +199,9 @@
           </w:p>
           <w:p>
             <w:pPr>
-              <w:pStyle w:val="Single"/>
+              <w:spacing w:before="0" w:after="123" w:line="276" w:lineRule="exact"/>
+              <w:ind w:left="0" w:firstLine="0"/>
+              <w:jc w:val="left"/>
             </w:pPr>
             <w:r>
               <w:t xml:space="preserve">Defendants.</w:t>
@@ -200,105 +210,103 @@
         </w:tc>
         <w:tc>
           <w:tcPr>
-            <w:tcW w:w="360" w:type="dxa"/>
-          </w:tcPr>
-          <w:p>
-            <w:pPr>
-              <w:pStyle w:val="Single"/>
-            </w:pPr>
-          </w:p>
-        </w:tc>
-        <w:tc>
-          <w:tcPr>
-            <w:tcW w:w="4320" w:type="dxa"/>
+            <w:tcW w:w="4680" w:type="dxa"/>
             <w:tcMar>
-              <w:left w:w="216" w:type="dxa"/>
+              <w:left w:w="576" w:type="dxa"/>
             </w:tcMar>
           </w:tcPr>
           <w:p>
             <w:pPr>
-              <w:pStyle w:val="Single"/>
-            </w:pPr>
-            <w:r>
-              <w:t xml:space="preserve">Case No. 5:26-cv-05092-CCT</w:t>
-            </w:r>
-          </w:p>
-          <w:p>
-            <w:pPr>
-              <w:spacing w:before="0" w:after="0" w:line="240" w:lineRule="exact"/>
-            </w:pPr>
-          </w:p>
-          <w:p>
-            <w:pPr>
-              <w:pStyle w:val="Single"/>
+              <w:spacing w:before="0" w:after="0" w:line="276" w:lineRule="exact"/>
+              <w:ind w:left="0" w:firstLine="0"/>
+              <w:jc w:val="left"/>
+            </w:pPr>
+            <w:r>
+              <w:t xml:space="preserve">Case No. 5:26-cv</w:t>
+              <w:noBreakHyphen/>
+              <w:t xml:space="preserve">05092-CCT</w:t>
+            </w:r>
+          </w:p>
+          <w:p>
+            <w:pPr>
+              <w:spacing w:before="276" w:after="0" w:line="276" w:lineRule="exact"/>
+              <w:ind w:left="0" w:firstLine="0"/>
+              <w:jc w:val="left"/>
             </w:pPr>
             <w:r>
               <w:rPr>
                 <w:b/>
+                <w:bCs/>
               </w:rPr>
               <w:t xml:space="preserve">COMPLAINT</w:t>
             </w:r>
             <w:r>
               <w:rPr>
                 <w:b/>
+                <w:bCs/>
               </w:rPr>
               <w:t xml:space="preserve"> </w:t>
             </w:r>
             <w:r>
               <w:rPr>
                 <w:b/>
+                <w:bCs/>
               </w:rPr>
               <w:t xml:space="preserve">FOR</w:t>
             </w:r>
             <w:r>
               <w:rPr>
                 <w:b/>
+                <w:bCs/>
               </w:rPr>
               <w:t xml:space="preserve"> </w:t>
             </w:r>
             <w:r>
               <w:rPr>
                 <w:b/>
+                <w:bCs/>
               </w:rPr>
               <w:t xml:space="preserve">A</w:t>
             </w:r>
             <w:r>
               <w:rPr>
                 <w:b/>
+                <w:bCs/>
               </w:rPr>
               <w:t xml:space="preserve"> </w:t>
             </w:r>
             <w:r>
               <w:rPr>
                 <w:b/>
+                <w:bCs/>
               </w:rPr>
               <w:t xml:space="preserve">CIVIL</w:t>
             </w:r>
             <w:r>
               <w:rPr>
                 <w:b/>
+                <w:bCs/>
               </w:rPr>
               <w:t xml:space="preserve"> </w:t>
             </w:r>
             <w:r>
               <w:rPr>
                 <w:b/>
+                <w:bCs/>
               </w:rPr>
               <w:t xml:space="preserve">CASE</w:t>
             </w:r>
           </w:p>
           <w:p>
             <w:pPr>
-              <w:spacing w:before="0" w:after="0" w:line="240" w:lineRule="exact"/>
-            </w:pPr>
-          </w:p>
-          <w:p>
-            <w:pPr>
-              <w:pStyle w:val="Single"/>
+              <w:spacing w:before="276" w:after="0" w:line="276" w:lineRule="exact"/>
+              <w:ind w:left="0" w:firstLine="0"/>
+              <w:jc w:val="left"/>
             </w:pPr>
             <w:r>
               <w:rPr>
                 <w:b/>
+                <w:bCs/>
               </w:rPr>
               <w:t xml:space="preserve">JURY TRIAL DEMANDED</w:t>
             </w:r>
@@ -308,631 +316,3560 @@
     </w:tbl>
     <w:p>
       <w:pPr>
-        <w:spacing w:before="0" w:after="0" w:line="480" w:lineRule="exact"/>
+        <w:pStyle w:val="Heading1"/>
+        <w:keepNext/>
+        <w:keepLines/>
+        <w:spacing w:before="552" w:after="0" w:line="276" w:lineRule="exact"/>
+        <w:ind w:left="0" w:firstLine="0"/>
+        <w:jc w:val="center"/>
       </w:pPr>
+      <w:r>
+        <w:rPr>
+          <w:b/>
+          <w:bCs/>
+        </w:rPr>
+        <w:t xml:space="preserve">I.</w:t>
+      </w:r>
+      <w:r>
+        <w:rPr>
+          <w:b/>
+          <w:bCs/>
+        </w:rPr>
+        <w:t xml:space="preserve"> </w:t>
+      </w:r>
+      <w:r>
+        <w:rPr>
+          <w:b/>
+          <w:bCs/>
+        </w:rPr>
+        <w:t xml:space="preserve">THE</w:t>
+      </w:r>
+      <w:r>
+        <w:rPr>
+          <w:b/>
+          <w:bCs/>
+        </w:rPr>
+        <w:t xml:space="preserve"> </w:t>
+      </w:r>
+      <w:r>
+        <w:rPr>
+          <w:b/>
+          <w:bCs/>
+        </w:rPr>
+        <w:t xml:space="preserve">PARTIES</w:t>
+      </w:r>
+      <w:r>
+        <w:rPr>
+          <w:b/>
+          <w:bCs/>
+        </w:rPr>
+        <w:t xml:space="preserve"> </w:t>
+      </w:r>
+      <w:r>
+        <w:rPr>
+          <w:b/>
+          <w:bCs/>
+        </w:rPr>
+        <w:t xml:space="preserve">TO</w:t>
+      </w:r>
+      <w:r>
+        <w:rPr>
+          <w:b/>
+          <w:bCs/>
+        </w:rPr>
+        <w:t xml:space="preserve"> </w:t>
+      </w:r>
+      <w:r>
+        <w:rPr>
+          <w:b/>
+          <w:bCs/>
+        </w:rPr>
+        <w:t xml:space="preserve">THIS</w:t>
+      </w:r>
+      <w:r>
+        <w:rPr>
+          <w:b/>
+          <w:bCs/>
+        </w:rPr>
+        <w:t xml:space="preserve"> </w:t>
+      </w:r>
+      <w:r>
+        <w:rPr>
+          <w:b/>
+          <w:bCs/>
+        </w:rPr>
+        <w:t xml:space="preserve">COMPLAINT</w:t>
+      </w:r>
     </w:p>
-    <w:bookmarkStart w:id="22" w:name="i.-the-parties-to-this-complaint"/>
+    <w:p>
+      <w:pPr>
+        <w:pStyle w:val="Heading2"/>
+        <w:keepNext/>
+        <w:keepLines/>
+        <w:spacing w:before="240" w:after="240" w:line="276" w:lineRule="exact"/>
+        <w:ind w:left="0" w:firstLine="0"/>
+        <w:jc w:val="left"/>
+      </w:pPr>
+      <w:r>
+        <w:rPr>
+          <w:b/>
+          <w:bCs/>
+        </w:rPr>
+        <w:t xml:space="preserve">A.</w:t>
+      </w:r>
+      <w:r>
+        <w:rPr>
+          <w:b/>
+          <w:bCs/>
+        </w:rPr>
+        <w:t xml:space="preserve"> </w:t>
+      </w:r>
+      <w:r>
+        <w:rPr>
+          <w:b/>
+          <w:bCs/>
+        </w:rPr>
+        <w:t xml:space="preserve">The</w:t>
+      </w:r>
+      <w:r>
+        <w:rPr>
+          <w:b/>
+          <w:bCs/>
+        </w:rPr>
+        <w:t xml:space="preserve"> </w:t>
+      </w:r>
+      <w:r>
+        <w:rPr>
+          <w:b/>
+          <w:bCs/>
+        </w:rPr>
+        <w:t xml:space="preserve">Plaintiff</w:t>
+      </w:r>
+    </w:p>
+    <w:tbl>
+      <w:tblPr>
+        <w:tblW w:w="9360" w:type="dxa"/>
+        <w:tblBorders>
+          <w:top w:val="single" w:sz="4" w:space="0" w:color="000000"/>
+          <w:left w:val="single" w:sz="4" w:space="0" w:color="000000"/>
+          <w:bottom w:val="single" w:sz="4" w:space="0" w:color="000000"/>
+          <w:right w:val="single" w:sz="4" w:space="0" w:color="000000"/>
+          <w:insideH w:val="single" w:sz="4" w:space="0" w:color="000000"/>
+          <w:insideV w:val="single" w:sz="4" w:space="0" w:color="000000"/>
+        </w:tblBorders>
+        <w:tblLayout w:type="fixed"/>
+        <w:tblCellMar>
+          <w:top w:w="50" w:type="dxa"/>
+          <w:left w:w="100" w:type="dxa"/>
+          <w:bottom w:w="60" w:type="dxa"/>
+          <w:right w:w="100" w:type="dxa"/>
+        </w:tblCellMar>
+        <w:tblLook w:val="0000" w:firstRow="0" w:lastRow="0" w:firstColumn="0" w:lastColumn="0" w:noHBand="0" w:noVBand="0"/>
+      </w:tblPr>
+      <w:tblGrid>
+        <w:gridCol w:w="2520"/>
+        <w:gridCol w:w="6840"/>
+      </w:tblGrid>
+      <w:tr>
+        <w:trPr>
+          <w:cantSplit/>
+        </w:trPr>
+        <w:tc>
+          <w:tcPr>
+            <w:tcW w:w="2520" w:type="dxa"/>
+          </w:tcPr>
+          <w:p>
+            <w:pPr>
+              <w:spacing w:before="0" w:after="0" w:line="276" w:lineRule="exact"/>
+              <w:ind w:left="0" w:firstLine="0"/>
+              <w:jc w:val="left"/>
+            </w:pPr>
+            <w:r>
+              <w:t xml:space="preserve">Item</w:t>
+            </w:r>
+          </w:p>
+        </w:tc>
+        <w:tc>
+          <w:tcPr>
+            <w:tcW w:w="6840" w:type="dxa"/>
+          </w:tcPr>
+          <w:p>
+            <w:pPr>
+              <w:spacing w:before="0" w:after="0" w:line="276" w:lineRule="exact"/>
+              <w:ind w:left="0" w:firstLine="0"/>
+              <w:jc w:val="left"/>
+            </w:pPr>
+            <w:r>
+              <w:t xml:space="preserve">Plaintiff</w:t>
+            </w:r>
+          </w:p>
+        </w:tc>
+      </w:tr>
+      <w:tr>
+        <w:trPr>
+          <w:cantSplit/>
+        </w:trPr>
+        <w:tc>
+          <w:tcPr>
+            <w:tcW w:w="2520" w:type="dxa"/>
+          </w:tcPr>
+          <w:p>
+            <w:pPr>
+              <w:spacing w:before="0" w:after="0" w:line="276" w:lineRule="exact"/>
+              <w:ind w:left="0" w:firstLine="0"/>
+              <w:jc w:val="left"/>
+            </w:pPr>
+            <w:r>
+              <w:t xml:space="preserve">Name</w:t>
+            </w:r>
+          </w:p>
+        </w:tc>
+        <w:tc>
+          <w:tcPr>
+            <w:tcW w:w="6840" w:type="dxa"/>
+          </w:tcPr>
+          <w:p>
+            <w:pPr>
+              <w:spacing w:before="0" w:after="0" w:line="276" w:lineRule="exact"/>
+              <w:ind w:left="0" w:firstLine="0"/>
+              <w:jc w:val="left"/>
+            </w:pPr>
+            <w:r>
+              <w:t xml:space="preserve">Daniel</w:t>
+            </w:r>
+            <w:r>
+              <w:t xml:space="preserve"> </w:t>
+            </w:r>
+            <w:r>
+              <w:t xml:space="preserve">Everett</w:t>
+            </w:r>
+            <w:r>
+              <w:t xml:space="preserve"> </w:t>
+            </w:r>
+            <w:r>
+              <w:t xml:space="preserve">Knosp</w:t>
+            </w:r>
+          </w:p>
+        </w:tc>
+      </w:tr>
+      <w:tr>
+        <w:trPr>
+          <w:cantSplit/>
+        </w:trPr>
+        <w:tc>
+          <w:tcPr>
+            <w:tcW w:w="2520" w:type="dxa"/>
+          </w:tcPr>
+          <w:p>
+            <w:pPr>
+              <w:spacing w:before="0" w:after="0" w:line="276" w:lineRule="exact"/>
+              <w:ind w:left="0" w:firstLine="0"/>
+              <w:jc w:val="left"/>
+            </w:pPr>
+            <w:r>
+              <w:t xml:space="preserve">Street</w:t>
+            </w:r>
+            <w:r>
+              <w:t xml:space="preserve"> </w:t>
+            </w:r>
+            <w:r>
+              <w:t xml:space="preserve">address</w:t>
+            </w:r>
+          </w:p>
+        </w:tc>
+        <w:tc>
+          <w:tcPr>
+            <w:tcW w:w="6840" w:type="dxa"/>
+          </w:tcPr>
+          <w:p>
+            <w:pPr>
+              <w:spacing w:before="0" w:after="0" w:line="276" w:lineRule="exact"/>
+              <w:ind w:left="0" w:firstLine="0"/>
+              <w:jc w:val="left"/>
+            </w:pPr>
+            <w:r>
+              <w:t xml:space="preserve">[redacted]</w:t>
+            </w:r>
+          </w:p>
+        </w:tc>
+      </w:tr>
+      <w:tr>
+        <w:trPr>
+          <w:cantSplit/>
+        </w:trPr>
+        <w:tc>
+          <w:tcPr>
+            <w:tcW w:w="2520" w:type="dxa"/>
+          </w:tcPr>
+          <w:p>
+            <w:pPr>
+              <w:spacing w:before="0" w:after="0" w:line="276" w:lineRule="exact"/>
+              <w:ind w:left="0" w:firstLine="0"/>
+              <w:jc w:val="left"/>
+            </w:pPr>
+            <w:r>
+              <w:t xml:space="preserve">City</w:t>
+            </w:r>
+            <w:r>
+              <w:t xml:space="preserve"> </w:t>
+            </w:r>
+            <w:r>
+              <w:t xml:space="preserve">and</w:t>
+            </w:r>
+            <w:r>
+              <w:t xml:space="preserve"> </w:t>
+            </w:r>
+            <w:r>
+              <w:t xml:space="preserve">county</w:t>
+            </w:r>
+          </w:p>
+        </w:tc>
+        <w:tc>
+          <w:tcPr>
+            <w:tcW w:w="6840" w:type="dxa"/>
+          </w:tcPr>
+          <w:p>
+            <w:pPr>
+              <w:spacing w:before="0" w:after="0" w:line="276" w:lineRule="exact"/>
+              <w:ind w:left="0" w:firstLine="0"/>
+              <w:jc w:val="left"/>
+            </w:pPr>
+            <w:r>
+              <w:t xml:space="preserve">Summerset,</w:t>
+            </w:r>
+            <w:r>
+              <w:t xml:space="preserve"> </w:t>
+            </w:r>
+            <w:r>
+              <w:t xml:space="preserve">Meade</w:t>
+            </w:r>
+            <w:r>
+              <w:t xml:space="preserve"> </w:t>
+            </w:r>
+            <w:r>
+              <w:t xml:space="preserve">County</w:t>
+            </w:r>
+          </w:p>
+        </w:tc>
+      </w:tr>
+      <w:tr>
+        <w:trPr>
+          <w:cantSplit/>
+        </w:trPr>
+        <w:tc>
+          <w:tcPr>
+            <w:tcW w:w="2520" w:type="dxa"/>
+          </w:tcPr>
+          <w:p>
+            <w:pPr>
+              <w:spacing w:before="0" w:after="0" w:line="276" w:lineRule="exact"/>
+              <w:ind w:left="0" w:firstLine="0"/>
+              <w:jc w:val="left"/>
+            </w:pPr>
+            <w:r>
+              <w:t xml:space="preserve">State</w:t>
+            </w:r>
+            <w:r>
+              <w:t xml:space="preserve"> </w:t>
+            </w:r>
+            <w:r>
+              <w:t xml:space="preserve">and</w:t>
+            </w:r>
+            <w:r>
+              <w:t xml:space="preserve"> </w:t>
+            </w:r>
+            <w:r>
+              <w:t xml:space="preserve">zip</w:t>
+            </w:r>
+            <w:r>
+              <w:t xml:space="preserve"> </w:t>
+            </w:r>
+            <w:r>
+              <w:t xml:space="preserve">code</w:t>
+            </w:r>
+          </w:p>
+        </w:tc>
+        <w:tc>
+          <w:tcPr>
+            <w:tcW w:w="6840" w:type="dxa"/>
+          </w:tcPr>
+          <w:p>
+            <w:pPr>
+              <w:spacing w:before="0" w:after="0" w:line="276" w:lineRule="exact"/>
+              <w:ind w:left="0" w:firstLine="0"/>
+              <w:jc w:val="left"/>
+            </w:pPr>
+            <w:r>
+              <w:t xml:space="preserve">SD</w:t>
+            </w:r>
+            <w:r>
+              <w:t xml:space="preserve"> </w:t>
+            </w:r>
+            <w:r>
+              <w:t xml:space="preserve">57718</w:t>
+            </w:r>
+          </w:p>
+        </w:tc>
+      </w:tr>
+      <w:tr>
+        <w:trPr>
+          <w:cantSplit/>
+        </w:trPr>
+        <w:tc>
+          <w:tcPr>
+            <w:tcW w:w="2520" w:type="dxa"/>
+          </w:tcPr>
+          <w:p>
+            <w:pPr>
+              <w:spacing w:before="0" w:after="0" w:line="276" w:lineRule="exact"/>
+              <w:ind w:left="0" w:firstLine="0"/>
+              <w:jc w:val="left"/>
+            </w:pPr>
+            <w:r>
+              <w:t xml:space="preserve">Telephone</w:t>
+            </w:r>
+            <w:r>
+              <w:t xml:space="preserve"> </w:t>
+            </w:r>
+            <w:r>
+              <w:t xml:space="preserve">number</w:t>
+            </w:r>
+          </w:p>
+        </w:tc>
+        <w:tc>
+          <w:tcPr>
+            <w:tcW w:w="6840" w:type="dxa"/>
+          </w:tcPr>
+          <w:p>
+            <w:pPr>
+              <w:spacing w:before="0" w:after="0" w:line="276" w:lineRule="exact"/>
+              <w:ind w:left="0" w:firstLine="0"/>
+              <w:jc w:val="left"/>
+            </w:pPr>
+            <w:r>
+              <w:t xml:space="preserve">[redacted]</w:t>
+            </w:r>
+          </w:p>
+        </w:tc>
+      </w:tr>
+      <w:tr>
+        <w:trPr>
+          <w:cantSplit/>
+        </w:trPr>
+        <w:tc>
+          <w:tcPr>
+            <w:tcW w:w="2520" w:type="dxa"/>
+          </w:tcPr>
+          <w:p>
+            <w:pPr>
+              <w:spacing w:before="0" w:after="0" w:line="276" w:lineRule="exact"/>
+              <w:ind w:left="0" w:firstLine="0"/>
+              <w:jc w:val="left"/>
+            </w:pPr>
+            <w:r>
+              <w:t xml:space="preserve">E-mail</w:t>
+            </w:r>
+            <w:r>
+              <w:t xml:space="preserve"> </w:t>
+            </w:r>
+            <w:r>
+              <w:t xml:space="preserve">address</w:t>
+            </w:r>
+          </w:p>
+        </w:tc>
+        <w:tc>
+          <w:tcPr>
+            <w:tcW w:w="6840" w:type="dxa"/>
+          </w:tcPr>
+          <w:p>
+            <w:pPr>
+              <w:spacing w:before="0" w:after="0" w:line="276" w:lineRule="exact"/>
+              <w:ind w:left="0" w:firstLine="0"/>
+              <w:jc w:val="left"/>
+            </w:pPr>
+            <w:r>
+              <w:t xml:space="preserve">[redacted]</w:t>
+            </w:r>
+          </w:p>
+        </w:tc>
+      </w:tr>
+    </w:tbl>
+    <w:p>
+      <w:pPr>
+        <w:pStyle w:val="Heading2"/>
+        <w:keepNext/>
+        <w:keepLines/>
+        <w:spacing w:before="240" w:after="240" w:line="276" w:lineRule="exact"/>
+        <w:ind w:left="0" w:firstLine="0"/>
+        <w:jc w:val="left"/>
+      </w:pPr>
+      <w:r>
+        <w:rPr>
+          <w:b/>
+          <w:bCs/>
+        </w:rPr>
+        <w:t xml:space="preserve">B.</w:t>
+      </w:r>
+      <w:r>
+        <w:rPr>
+          <w:b/>
+          <w:bCs/>
+        </w:rPr>
+        <w:t xml:space="preserve"> </w:t>
+      </w:r>
+      <w:r>
+        <w:rPr>
+          <w:b/>
+          <w:bCs/>
+        </w:rPr>
+        <w:t xml:space="preserve">The</w:t>
+      </w:r>
+      <w:r>
+        <w:rPr>
+          <w:b/>
+          <w:bCs/>
+        </w:rPr>
+        <w:t xml:space="preserve"> </w:t>
+      </w:r>
+      <w:r>
+        <w:rPr>
+          <w:b/>
+          <w:bCs/>
+        </w:rPr>
+        <w:t xml:space="preserve">Defendants</w:t>
+      </w:r>
+    </w:p>
+    <w:tbl>
+      <w:tblPr>
+        <w:tblW w:w="9360" w:type="dxa"/>
+        <w:tblBorders>
+          <w:top w:val="single" w:sz="4" w:space="0" w:color="000000"/>
+          <w:left w:val="single" w:sz="4" w:space="0" w:color="000000"/>
+          <w:bottom w:val="single" w:sz="4" w:space="0" w:color="000000"/>
+          <w:right w:val="single" w:sz="4" w:space="0" w:color="000000"/>
+          <w:insideH w:val="single" w:sz="4" w:space="0" w:color="000000"/>
+          <w:insideV w:val="single" w:sz="4" w:space="0" w:color="000000"/>
+        </w:tblBorders>
+        <w:tblLayout w:type="fixed"/>
+        <w:tblCellMar>
+          <w:top w:w="50" w:type="dxa"/>
+          <w:left w:w="100" w:type="dxa"/>
+          <w:bottom w:w="60" w:type="dxa"/>
+          <w:right w:w="100" w:type="dxa"/>
+        </w:tblCellMar>
+        <w:tblLook w:val="0000" w:firstRow="0" w:lastRow="0" w:firstColumn="0" w:lastColumn="0" w:noHBand="0" w:noVBand="0"/>
+      </w:tblPr>
+      <w:tblGrid>
+        <w:gridCol w:w="2520"/>
+        <w:gridCol w:w="2280"/>
+        <w:gridCol w:w="2280"/>
+        <w:gridCol w:w="2280"/>
+      </w:tblGrid>
+      <w:tr>
+        <w:trPr>
+          <w:cantSplit/>
+        </w:trPr>
+        <w:tc>
+          <w:tcPr>
+            <w:tcW w:w="2520" w:type="dxa"/>
+          </w:tcPr>
+          <w:p>
+            <w:pPr>
+              <w:spacing w:before="0" w:after="0" w:line="276" w:lineRule="exact"/>
+              <w:ind w:left="0" w:firstLine="0"/>
+              <w:jc w:val="left"/>
+            </w:pPr>
+            <w:r>
+              <w:t xml:space="preserve">Item</w:t>
+            </w:r>
+          </w:p>
+        </w:tc>
+        <w:tc>
+          <w:tcPr>
+            <w:tcW w:w="2280" w:type="dxa"/>
+          </w:tcPr>
+          <w:p>
+            <w:pPr>
+              <w:spacing w:before="0" w:after="0" w:line="276" w:lineRule="exact"/>
+              <w:ind w:left="0" w:firstLine="0"/>
+              <w:jc w:val="left"/>
+            </w:pPr>
+            <w:r>
+              <w:t xml:space="preserve">Defendant</w:t>
+            </w:r>
+            <w:r>
+              <w:t xml:space="preserve"> </w:t>
+            </w:r>
+            <w:r>
+              <w:t xml:space="preserve">No.</w:t>
+            </w:r>
+            <w:r>
+              <w:t xml:space="preserve"> </w:t>
+            </w:r>
+            <w:r>
+              <w:t xml:space="preserve">1</w:t>
+            </w:r>
+          </w:p>
+        </w:tc>
+        <w:tc>
+          <w:tcPr>
+            <w:tcW w:w="2280" w:type="dxa"/>
+          </w:tcPr>
+          <w:p>
+            <w:pPr>
+              <w:spacing w:before="0" w:after="0" w:line="276" w:lineRule="exact"/>
+              <w:ind w:left="0" w:firstLine="0"/>
+              <w:jc w:val="left"/>
+            </w:pPr>
+            <w:r>
+              <w:t xml:space="preserve">Defendant</w:t>
+            </w:r>
+            <w:r>
+              <w:t xml:space="preserve"> </w:t>
+            </w:r>
+            <w:r>
+              <w:t xml:space="preserve">No.</w:t>
+            </w:r>
+            <w:r>
+              <w:t xml:space="preserve"> </w:t>
+            </w:r>
+            <w:r>
+              <w:t xml:space="preserve">2</w:t>
+            </w:r>
+          </w:p>
+        </w:tc>
+        <w:tc>
+          <w:tcPr>
+            <w:tcW w:w="2280" w:type="dxa"/>
+          </w:tcPr>
+          <w:p>
+            <w:pPr>
+              <w:spacing w:before="0" w:after="0" w:line="276" w:lineRule="exact"/>
+              <w:ind w:left="0" w:firstLine="0"/>
+              <w:jc w:val="left"/>
+            </w:pPr>
+            <w:r>
+              <w:t xml:space="preserve">Defendant</w:t>
+            </w:r>
+            <w:r>
+              <w:t xml:space="preserve"> </w:t>
+            </w:r>
+            <w:r>
+              <w:t xml:space="preserve">No.</w:t>
+            </w:r>
+            <w:r>
+              <w:t xml:space="preserve"> </w:t>
+            </w:r>
+            <w:r>
+              <w:t xml:space="preserve">3</w:t>
+            </w:r>
+          </w:p>
+        </w:tc>
+      </w:tr>
+      <w:tr>
+        <w:trPr>
+          <w:cantSplit/>
+        </w:trPr>
+        <w:tc>
+          <w:tcPr>
+            <w:tcW w:w="2520" w:type="dxa"/>
+          </w:tcPr>
+          <w:p>
+            <w:pPr>
+              <w:spacing w:before="0" w:after="0" w:line="276" w:lineRule="exact"/>
+              <w:ind w:left="0" w:firstLine="0"/>
+              <w:jc w:val="left"/>
+            </w:pPr>
+            <w:r>
+              <w:t xml:space="preserve">Name</w:t>
+            </w:r>
+          </w:p>
+        </w:tc>
+        <w:tc>
+          <w:tcPr>
+            <w:tcW w:w="2280" w:type="dxa"/>
+          </w:tcPr>
+          <w:p>
+            <w:pPr>
+              <w:spacing w:before="0" w:after="0" w:line="276" w:lineRule="exact"/>
+              <w:ind w:left="0" w:firstLine="0"/>
+              <w:jc w:val="left"/>
+            </w:pPr>
+            <w:r>
+              <w:t xml:space="preserve">Equifax</w:t>
+            </w:r>
+            <w:r>
+              <w:t xml:space="preserve"> </w:t>
+            </w:r>
+            <w:r>
+              <w:t xml:space="preserve">Information</w:t>
+            </w:r>
+            <w:r>
+              <w:t xml:space="preserve"> </w:t>
+            </w:r>
+            <w:r>
+              <w:t xml:space="preserve">Services</w:t>
+            </w:r>
+            <w:r>
+              <w:t xml:space="preserve"> </w:t>
+            </w:r>
+            <w:r>
+              <w:t xml:space="preserve">LLC</w:t>
+            </w:r>
+          </w:p>
+        </w:tc>
+        <w:tc>
+          <w:tcPr>
+            <w:tcW w:w="2280" w:type="dxa"/>
+          </w:tcPr>
+          <w:p>
+            <w:pPr>
+              <w:spacing w:before="0" w:after="0" w:line="276" w:lineRule="exact"/>
+              <w:ind w:left="0" w:firstLine="0"/>
+              <w:jc w:val="left"/>
+            </w:pPr>
+            <w:r>
+              <w:t xml:space="preserve">Experian</w:t>
+            </w:r>
+            <w:r>
+              <w:t xml:space="preserve"> </w:t>
+            </w:r>
+            <w:r>
+              <w:t xml:space="preserve">Information</w:t>
+            </w:r>
+            <w:r>
+              <w:t xml:space="preserve"> </w:t>
+            </w:r>
+            <w:r>
+              <w:t xml:space="preserve">Solutions,</w:t>
+            </w:r>
+            <w:r>
+              <w:t xml:space="preserve"> </w:t>
+            </w:r>
+            <w:r>
+              <w:t xml:space="preserve">Inc.</w:t>
+            </w:r>
+          </w:p>
+        </w:tc>
+        <w:tc>
+          <w:tcPr>
+            <w:tcW w:w="2280" w:type="dxa"/>
+          </w:tcPr>
+          <w:p>
+            <w:pPr>
+              <w:spacing w:before="0" w:after="0" w:line="276" w:lineRule="exact"/>
+              <w:ind w:left="0" w:firstLine="0"/>
+              <w:jc w:val="left"/>
+            </w:pPr>
+            <w:r>
+              <w:t xml:space="preserve">TransUnion</w:t>
+            </w:r>
+            <w:r>
+              <w:t xml:space="preserve"> </w:t>
+            </w:r>
+            <w:r>
+              <w:t xml:space="preserve">LLC</w:t>
+            </w:r>
+          </w:p>
+        </w:tc>
+      </w:tr>
+      <w:tr>
+        <w:trPr>
+          <w:cantSplit/>
+        </w:trPr>
+        <w:tc>
+          <w:tcPr>
+            <w:tcW w:w="2520" w:type="dxa"/>
+          </w:tcPr>
+          <w:p>
+            <w:pPr>
+              <w:spacing w:before="0" w:after="0" w:line="276" w:lineRule="exact"/>
+              <w:ind w:left="0" w:firstLine="0"/>
+              <w:jc w:val="left"/>
+            </w:pPr>
+            <w:r>
+              <w:t xml:space="preserve">Job</w:t>
+            </w:r>
+            <w:r>
+              <w:t xml:space="preserve"> </w:t>
+            </w:r>
+            <w:r>
+              <w:t xml:space="preserve">or</w:t>
+            </w:r>
+            <w:r>
+              <w:t xml:space="preserve"> </w:t>
+            </w:r>
+            <w:r>
+              <w:t xml:space="preserve">title</w:t>
+            </w:r>
+          </w:p>
+        </w:tc>
+        <w:tc>
+          <w:tcPr>
+            <w:tcW w:w="2280" w:type="dxa"/>
+          </w:tcPr>
+          <w:p>
+            <w:pPr>
+              <w:spacing w:before="0" w:after="0" w:line="276" w:lineRule="exact"/>
+              <w:ind w:left="0" w:firstLine="0"/>
+              <w:jc w:val="left"/>
+            </w:pPr>
+            <w:r>
+              <w:t xml:space="preserve">Consumer</w:t>
+            </w:r>
+            <w:r>
+              <w:t xml:space="preserve"> </w:t>
+            </w:r>
+            <w:r>
+              <w:t xml:space="preserve">Reporting</w:t>
+            </w:r>
+            <w:r>
+              <w:t xml:space="preserve"> </w:t>
+            </w:r>
+            <w:r>
+              <w:t xml:space="preserve">Agency</w:t>
+            </w:r>
+          </w:p>
+        </w:tc>
+        <w:tc>
+          <w:tcPr>
+            <w:tcW w:w="2280" w:type="dxa"/>
+          </w:tcPr>
+          <w:p>
+            <w:pPr>
+              <w:spacing w:before="0" w:after="0" w:line="276" w:lineRule="exact"/>
+              <w:ind w:left="0" w:firstLine="0"/>
+              <w:jc w:val="left"/>
+            </w:pPr>
+            <w:r>
+              <w:t xml:space="preserve">Consumer</w:t>
+            </w:r>
+            <w:r>
+              <w:t xml:space="preserve"> </w:t>
+            </w:r>
+            <w:r>
+              <w:t xml:space="preserve">Reporting</w:t>
+            </w:r>
+            <w:r>
+              <w:t xml:space="preserve"> </w:t>
+            </w:r>
+            <w:r>
+              <w:t xml:space="preserve">Agency</w:t>
+            </w:r>
+          </w:p>
+        </w:tc>
+        <w:tc>
+          <w:tcPr>
+            <w:tcW w:w="2280" w:type="dxa"/>
+          </w:tcPr>
+          <w:p>
+            <w:pPr>
+              <w:spacing w:before="0" w:after="0" w:line="276" w:lineRule="exact"/>
+              <w:ind w:left="0" w:firstLine="0"/>
+              <w:jc w:val="left"/>
+            </w:pPr>
+            <w:r>
+              <w:t xml:space="preserve">Consumer</w:t>
+            </w:r>
+            <w:r>
+              <w:t xml:space="preserve"> </w:t>
+            </w:r>
+            <w:r>
+              <w:t xml:space="preserve">Reporting</w:t>
+            </w:r>
+            <w:r>
+              <w:t xml:space="preserve"> </w:t>
+            </w:r>
+            <w:r>
+              <w:t xml:space="preserve">Agency</w:t>
+            </w:r>
+          </w:p>
+        </w:tc>
+      </w:tr>
+      <w:tr>
+        <w:trPr>
+          <w:cantSplit/>
+        </w:trPr>
+        <w:tc>
+          <w:tcPr>
+            <w:tcW w:w="2520" w:type="dxa"/>
+          </w:tcPr>
+          <w:p>
+            <w:pPr>
+              <w:spacing w:before="0" w:after="0" w:line="276" w:lineRule="exact"/>
+              <w:ind w:left="0" w:firstLine="0"/>
+              <w:jc w:val="left"/>
+            </w:pPr>
+            <w:r>
+              <w:t xml:space="preserve">Street</w:t>
+            </w:r>
+            <w:r>
+              <w:t xml:space="preserve"> </w:t>
+            </w:r>
+            <w:r>
+              <w:t xml:space="preserve">address</w:t>
+            </w:r>
+          </w:p>
+        </w:tc>
+        <w:tc>
+          <w:tcPr>
+            <w:tcW w:w="2280" w:type="dxa"/>
+          </w:tcPr>
+          <w:p>
+            <w:pPr>
+              <w:spacing w:before="0" w:after="0" w:line="276" w:lineRule="exact"/>
+              <w:ind w:left="0" w:firstLine="0"/>
+              <w:jc w:val="left"/>
+            </w:pPr>
+            <w:r>
+              <w:t xml:space="preserve">c/​o</w:t>
+            </w:r>
+            <w:r>
+              <w:t xml:space="preserve"> </w:t>
+            </w:r>
+            <w:r>
+              <w:t xml:space="preserve">Corporation</w:t>
+            </w:r>
+            <w:r>
+              <w:t xml:space="preserve"> </w:t>
+            </w:r>
+            <w:r>
+              <w:t xml:space="preserve">Service</w:t>
+            </w:r>
+            <w:r>
+              <w:t xml:space="preserve"> </w:t>
+            </w:r>
+            <w:r>
+              <w:t xml:space="preserve">Company,</w:t>
+            </w:r>
+            <w:r>
+              <w:t xml:space="preserve"> </w:t>
+            </w:r>
+            <w:r>
+              <w:t xml:space="preserve">503</w:t>
+            </w:r>
+            <w:r>
+              <w:t xml:space="preserve"> </w:t>
+            </w:r>
+            <w:r>
+              <w:t xml:space="preserve">S</w:t>
+            </w:r>
+            <w:r>
+              <w:t xml:space="preserve"> </w:t>
+            </w:r>
+            <w:r>
+              <w:t xml:space="preserve">Pierre</w:t>
+            </w:r>
+            <w:r>
+              <w:t xml:space="preserve"> </w:t>
+            </w:r>
+            <w:r>
+              <w:t xml:space="preserve">Street</w:t>
+            </w:r>
+          </w:p>
+        </w:tc>
+        <w:tc>
+          <w:tcPr>
+            <w:tcW w:w="2280" w:type="dxa"/>
+          </w:tcPr>
+          <w:p>
+            <w:pPr>
+              <w:spacing w:before="0" w:after="0" w:line="276" w:lineRule="exact"/>
+              <w:ind w:left="0" w:firstLine="0"/>
+              <w:jc w:val="left"/>
+            </w:pPr>
+            <w:r>
+              <w:t xml:space="preserve">c/​o</w:t>
+            </w:r>
+            <w:r>
+              <w:t xml:space="preserve"> </w:t>
+            </w:r>
+            <w:r>
+              <w:t xml:space="preserve">CT</w:t>
+            </w:r>
+            <w:r>
+              <w:t xml:space="preserve"> </w:t>
+            </w:r>
+            <w:r>
+              <w:t xml:space="preserve">Corporation</w:t>
+            </w:r>
+            <w:r>
+              <w:t xml:space="preserve"> </w:t>
+            </w:r>
+            <w:r>
+              <w:t xml:space="preserve">System,</w:t>
+            </w:r>
+            <w:r>
+              <w:t xml:space="preserve"> </w:t>
+            </w:r>
+            <w:r>
+              <w:t xml:space="preserve">319</w:t>
+            </w:r>
+            <w:r>
+              <w:t xml:space="preserve"> </w:t>
+            </w:r>
+            <w:r>
+              <w:t xml:space="preserve">S</w:t>
+            </w:r>
+            <w:r>
+              <w:t xml:space="preserve"> </w:t>
+            </w:r>
+            <w:r>
+              <w:t xml:space="preserve">Coteau</w:t>
+            </w:r>
+            <w:r>
+              <w:t xml:space="preserve"> </w:t>
+            </w:r>
+            <w:r>
+              <w:t xml:space="preserve">Street</w:t>
+            </w:r>
+          </w:p>
+        </w:tc>
+        <w:tc>
+          <w:tcPr>
+            <w:tcW w:w="2280" w:type="dxa"/>
+          </w:tcPr>
+          <w:p>
+            <w:pPr>
+              <w:spacing w:before="0" w:after="0" w:line="276" w:lineRule="exact"/>
+              <w:ind w:left="0" w:firstLine="0"/>
+              <w:jc w:val="left"/>
+            </w:pPr>
+            <w:r>
+              <w:t xml:space="preserve">c/​o</w:t>
+            </w:r>
+            <w:r>
+              <w:t xml:space="preserve"> </w:t>
+            </w:r>
+            <w:r>
+              <w:t xml:space="preserve">CT</w:t>
+            </w:r>
+            <w:r>
+              <w:t xml:space="preserve"> </w:t>
+            </w:r>
+            <w:r>
+              <w:t xml:space="preserve">Corporation</w:t>
+            </w:r>
+            <w:r>
+              <w:t xml:space="preserve"> </w:t>
+            </w:r>
+            <w:r>
+              <w:t xml:space="preserve">System,</w:t>
+            </w:r>
+            <w:r>
+              <w:t xml:space="preserve"> </w:t>
+            </w:r>
+            <w:r>
+              <w:t xml:space="preserve">319</w:t>
+            </w:r>
+            <w:r>
+              <w:t xml:space="preserve"> </w:t>
+            </w:r>
+            <w:r>
+              <w:t xml:space="preserve">S</w:t>
+            </w:r>
+            <w:r>
+              <w:t xml:space="preserve"> </w:t>
+            </w:r>
+            <w:r>
+              <w:t xml:space="preserve">Coteau</w:t>
+            </w:r>
+            <w:r>
+              <w:t xml:space="preserve"> </w:t>
+            </w:r>
+            <w:r>
+              <w:t xml:space="preserve">Street</w:t>
+            </w:r>
+          </w:p>
+        </w:tc>
+      </w:tr>
+      <w:tr>
+        <w:trPr>
+          <w:cantSplit/>
+        </w:trPr>
+        <w:tc>
+          <w:tcPr>
+            <w:tcW w:w="2520" w:type="dxa"/>
+          </w:tcPr>
+          <w:p>
+            <w:pPr>
+              <w:spacing w:before="0" w:after="0" w:line="276" w:lineRule="exact"/>
+              <w:ind w:left="0" w:firstLine="0"/>
+              <w:jc w:val="left"/>
+            </w:pPr>
+            <w:r>
+              <w:t xml:space="preserve">City</w:t>
+            </w:r>
+            <w:r>
+              <w:t xml:space="preserve"> </w:t>
+            </w:r>
+            <w:r>
+              <w:t xml:space="preserve">and</w:t>
+            </w:r>
+            <w:r>
+              <w:t xml:space="preserve"> </w:t>
+            </w:r>
+            <w:r>
+              <w:t xml:space="preserve">county</w:t>
+            </w:r>
+          </w:p>
+        </w:tc>
+        <w:tc>
+          <w:tcPr>
+            <w:tcW w:w="2280" w:type="dxa"/>
+          </w:tcPr>
+          <w:p>
+            <w:pPr>
+              <w:spacing w:before="0" w:after="0" w:line="276" w:lineRule="exact"/>
+              <w:ind w:left="0" w:firstLine="0"/>
+              <w:jc w:val="left"/>
+            </w:pPr>
+            <w:r>
+              <w:t xml:space="preserve">Pierre,</w:t>
+            </w:r>
+            <w:r>
+              <w:t xml:space="preserve"> </w:t>
+            </w:r>
+            <w:r>
+              <w:t xml:space="preserve">Hughes</w:t>
+            </w:r>
+            <w:r>
+              <w:t xml:space="preserve"> </w:t>
+            </w:r>
+            <w:r>
+              <w:t xml:space="preserve">County</w:t>
+            </w:r>
+          </w:p>
+        </w:tc>
+        <w:tc>
+          <w:tcPr>
+            <w:tcW w:w="2280" w:type="dxa"/>
+          </w:tcPr>
+          <w:p>
+            <w:pPr>
+              <w:spacing w:before="0" w:after="0" w:line="276" w:lineRule="exact"/>
+              <w:ind w:left="0" w:firstLine="0"/>
+              <w:jc w:val="left"/>
+            </w:pPr>
+            <w:r>
+              <w:t xml:space="preserve">Pierre,</w:t>
+            </w:r>
+            <w:r>
+              <w:t xml:space="preserve"> </w:t>
+            </w:r>
+            <w:r>
+              <w:t xml:space="preserve">Hughes</w:t>
+            </w:r>
+            <w:r>
+              <w:t xml:space="preserve"> </w:t>
+            </w:r>
+            <w:r>
+              <w:t xml:space="preserve">County</w:t>
+            </w:r>
+          </w:p>
+        </w:tc>
+        <w:tc>
+          <w:tcPr>
+            <w:tcW w:w="2280" w:type="dxa"/>
+          </w:tcPr>
+          <w:p>
+            <w:pPr>
+              <w:spacing w:before="0" w:after="0" w:line="276" w:lineRule="exact"/>
+              <w:ind w:left="0" w:firstLine="0"/>
+              <w:jc w:val="left"/>
+            </w:pPr>
+            <w:r>
+              <w:t xml:space="preserve">Pierre,</w:t>
+            </w:r>
+            <w:r>
+              <w:t xml:space="preserve"> </w:t>
+            </w:r>
+            <w:r>
+              <w:t xml:space="preserve">Hughes</w:t>
+            </w:r>
+            <w:r>
+              <w:t xml:space="preserve"> </w:t>
+            </w:r>
+            <w:r>
+              <w:t xml:space="preserve">County</w:t>
+            </w:r>
+          </w:p>
+        </w:tc>
+      </w:tr>
+      <w:tr>
+        <w:trPr>
+          <w:cantSplit/>
+        </w:trPr>
+        <w:tc>
+          <w:tcPr>
+            <w:tcW w:w="2520" w:type="dxa"/>
+          </w:tcPr>
+          <w:p>
+            <w:pPr>
+              <w:spacing w:before="0" w:after="0" w:line="276" w:lineRule="exact"/>
+              <w:ind w:left="0" w:firstLine="0"/>
+              <w:jc w:val="left"/>
+            </w:pPr>
+            <w:r>
+              <w:t xml:space="preserve">State</w:t>
+            </w:r>
+            <w:r>
+              <w:t xml:space="preserve"> </w:t>
+            </w:r>
+            <w:r>
+              <w:t xml:space="preserve">and</w:t>
+            </w:r>
+            <w:r>
+              <w:t xml:space="preserve"> </w:t>
+            </w:r>
+            <w:r>
+              <w:t xml:space="preserve">zip</w:t>
+            </w:r>
+            <w:r>
+              <w:t xml:space="preserve"> </w:t>
+            </w:r>
+            <w:r>
+              <w:t xml:space="preserve">code</w:t>
+            </w:r>
+          </w:p>
+        </w:tc>
+        <w:tc>
+          <w:tcPr>
+            <w:tcW w:w="2280" w:type="dxa"/>
+          </w:tcPr>
+          <w:p>
+            <w:pPr>
+              <w:spacing w:before="0" w:after="0" w:line="276" w:lineRule="exact"/>
+              <w:ind w:left="0" w:firstLine="0"/>
+              <w:jc w:val="left"/>
+            </w:pPr>
+            <w:r>
+              <w:t xml:space="preserve">SD</w:t>
+            </w:r>
+            <w:r>
+              <w:t xml:space="preserve"> </w:t>
+            </w:r>
+            <w:r>
+              <w:t xml:space="preserve">57501</w:t>
+            </w:r>
+          </w:p>
+        </w:tc>
+        <w:tc>
+          <w:tcPr>
+            <w:tcW w:w="2280" w:type="dxa"/>
+          </w:tcPr>
+          <w:p>
+            <w:pPr>
+              <w:spacing w:before="0" w:after="0" w:line="276" w:lineRule="exact"/>
+              <w:ind w:left="0" w:firstLine="0"/>
+              <w:jc w:val="left"/>
+            </w:pPr>
+            <w:r>
+              <w:t xml:space="preserve">SD</w:t>
+            </w:r>
+            <w:r>
+              <w:t xml:space="preserve"> </w:t>
+            </w:r>
+            <w:r>
+              <w:t xml:space="preserve">57501</w:t>
+            </w:r>
+          </w:p>
+        </w:tc>
+        <w:tc>
+          <w:tcPr>
+            <w:tcW w:w="2280" w:type="dxa"/>
+          </w:tcPr>
+          <w:p>
+            <w:pPr>
+              <w:spacing w:before="0" w:after="0" w:line="276" w:lineRule="exact"/>
+              <w:ind w:left="0" w:firstLine="0"/>
+              <w:jc w:val="left"/>
+            </w:pPr>
+            <w:r>
+              <w:t xml:space="preserve">SD</w:t>
+            </w:r>
+            <w:r>
+              <w:t xml:space="preserve"> </w:t>
+            </w:r>
+            <w:r>
+              <w:t xml:space="preserve">57501</w:t>
+            </w:r>
+          </w:p>
+        </w:tc>
+      </w:tr>
+    </w:tbl>
     <w:p>
       <w:pPr>
         <w:pStyle w:val="Heading1"/>
+        <w:keepNext/>
+        <w:keepLines/>
+        <w:spacing w:before="240" w:after="0" w:line="276" w:lineRule="exact"/>
+        <w:ind w:left="0" w:firstLine="0"/>
+        <w:jc w:val="center"/>
       </w:pPr>
       <w:r>
-        <w:t xml:space="preserve">I. THE PARTIES TO THIS COMPLAINT</w:t>
+        <w:rPr>
+          <w:b/>
+          <w:bCs/>
+        </w:rPr>
+        <w:t xml:space="preserve">II.</w:t>
+      </w:r>
+      <w:r>
+        <w:rPr>
+          <w:b/>
+          <w:bCs/>
+        </w:rPr>
+        <w:t xml:space="preserve"> </w:t>
+      </w:r>
+      <w:r>
+        <w:rPr>
+          <w:b/>
+          <w:bCs/>
+        </w:rPr>
+        <w:t xml:space="preserve">BASIS</w:t>
+      </w:r>
+      <w:r>
+        <w:rPr>
+          <w:b/>
+          <w:bCs/>
+        </w:rPr>
+        <w:t xml:space="preserve"> </w:t>
+      </w:r>
+      <w:r>
+        <w:rPr>
+          <w:b/>
+          <w:bCs/>
+        </w:rPr>
+        <w:t xml:space="preserve">FOR</w:t>
+      </w:r>
+      <w:r>
+        <w:rPr>
+          <w:b/>
+          <w:bCs/>
+        </w:rPr>
+        <w:t xml:space="preserve"> </w:t>
+      </w:r>
+      <w:r>
+        <w:rPr>
+          <w:b/>
+          <w:bCs/>
+        </w:rPr>
+        <w:t xml:space="preserve">JURISDICTION</w:t>
       </w:r>
     </w:p>
-    <w:bookmarkStart w:id="20" w:name="a.-the-plaintiff"/>
+    <w:p>
+      <w:pPr>
+        <w:tabs>
+          <w:tab w:val="left" w:pos="1440"/>
+        </w:tabs>
+        <w:spacing w:before="240" w:after="0" w:line="552" w:lineRule="exact"/>
+        <w:ind w:left="0" w:firstLine="720"/>
+        <w:jc w:val="left"/>
+      </w:pPr>
+      <w:r>
+        <w:t xml:space="preserve">1.</w:t>
+      </w:r>
+      <w:r>
+        <w:tab/>
+      </w:r>
+      <w:r>
+        <w:t xml:space="preserve">The</w:t>
+      </w:r>
+      <w:r>
+        <w:t xml:space="preserve"> </w:t>
+      </w:r>
+      <w:r>
+        <w:t xml:space="preserve">basis</w:t>
+      </w:r>
+      <w:r>
+        <w:t xml:space="preserve"> </w:t>
+      </w:r>
+      <w:r>
+        <w:t xml:space="preserve">for</w:t>
+      </w:r>
+      <w:r>
+        <w:t xml:space="preserve"> </w:t>
+      </w:r>
+      <w:r>
+        <w:t xml:space="preserve">federal</w:t>
+      </w:r>
+      <w:r>
+        <w:t xml:space="preserve"> </w:t>
+      </w:r>
+      <w:r>
+        <w:t xml:space="preserve">court</w:t>
+      </w:r>
+      <w:r>
+        <w:t xml:space="preserve"> </w:t>
+      </w:r>
+      <w:r>
+        <w:t xml:space="preserve">jurisdiction</w:t>
+      </w:r>
+      <w:r>
+        <w:t xml:space="preserve"> </w:t>
+      </w:r>
+      <w:r>
+        <w:t xml:space="preserve">is</w:t>
+      </w:r>
+      <w:r>
+        <w:t xml:space="preserve"> </w:t>
+      </w:r>
+      <w:r>
+        <w:t xml:space="preserve">a</w:t>
+      </w:r>
+      <w:r>
+        <w:t xml:space="preserve"> </w:t>
+      </w:r>
+      <w:r>
+        <w:t xml:space="preserve">federal</w:t>
+      </w:r>
+      <w:r>
+        <w:t xml:space="preserve"> </w:t>
+      </w:r>
+      <w:r>
+        <w:t xml:space="preserve">question.</w:t>
+      </w:r>
+    </w:p>
+    <w:p>
+      <w:pPr>
+        <w:tabs>
+          <w:tab w:val="left" w:pos="1440"/>
+        </w:tabs>
+        <w:spacing w:before="0" w:after="0" w:line="552" w:lineRule="exact"/>
+        <w:ind w:left="0" w:firstLine="720"/>
+        <w:jc w:val="left"/>
+      </w:pPr>
+      <w:r>
+        <w:t xml:space="preserve">2.</w:t>
+      </w:r>
+      <w:r>
+        <w:tab/>
+      </w:r>
+      <w:r>
+        <w:t xml:space="preserve">A.</w:t>
+      </w:r>
+      <w:r>
+        <w:t xml:space="preserve"> </w:t>
+      </w:r>
+      <w:r>
+        <w:t xml:space="preserve">The</w:t>
+      </w:r>
+      <w:r>
+        <w:t xml:space="preserve"> </w:t>
+      </w:r>
+      <w:r>
+        <w:t xml:space="preserve">federal</w:t>
+      </w:r>
+      <w:r>
+        <w:t xml:space="preserve"> </w:t>
+      </w:r>
+      <w:r>
+        <w:t xml:space="preserve">statutes</w:t>
+      </w:r>
+      <w:r>
+        <w:t xml:space="preserve"> </w:t>
+      </w:r>
+      <w:r>
+        <w:t xml:space="preserve">at</w:t>
+      </w:r>
+      <w:r>
+        <w:t xml:space="preserve"> </w:t>
+      </w:r>
+      <w:r>
+        <w:t xml:space="preserve">issue</w:t>
+      </w:r>
+      <w:r>
+        <w:t xml:space="preserve"> </w:t>
+      </w:r>
+      <w:r>
+        <w:t xml:space="preserve">are</w:t>
+      </w:r>
+      <w:r>
+        <w:t xml:space="preserve"> </w:t>
+      </w:r>
+      <w:r>
+        <w:t xml:space="preserve">the</w:t>
+      </w:r>
+      <w:r>
+        <w:t xml:space="preserve"> </w:t>
+      </w:r>
+      <w:r>
+        <w:t xml:space="preserve">Fair</w:t>
+      </w:r>
+      <w:r>
+        <w:t xml:space="preserve"> </w:t>
+      </w:r>
+      <w:r>
+        <w:t xml:space="preserve">Credit</w:t>
+      </w:r>
+      <w:r>
+        <w:t xml:space="preserve"> </w:t>
+      </w:r>
+      <w:r>
+        <w:t xml:space="preserve">Reporting</w:t>
+      </w:r>
+      <w:r>
+        <w:t xml:space="preserve"> </w:t>
+      </w:r>
+      <w:r>
+        <w:t xml:space="preserve">Act,</w:t>
+      </w:r>
+      <w:r>
+        <w:t xml:space="preserve"> </w:t>
+      </w:r>
+      <w:r>
+        <w:t xml:space="preserve">including</w:t>
+      </w:r>
+      <w:r>
+        <w:t xml:space="preserve"> </w:t>
+      </w:r>
+      <w:r>
+        <w:t xml:space="preserve">15</w:t>
+      </w:r>
+      <w:r>
+        <w:t xml:space="preserve"> </w:t>
+      </w:r>
+      <w:r>
+        <w:t xml:space="preserve">U.S.C.</w:t>
+      </w:r>
+      <w:r>
+        <w:t xml:space="preserve"> </w:t>
+      </w:r>
+      <w:r>
+        <w:t xml:space="preserve">§§</w:t>
+      </w:r>
+      <w:r>
+        <w:t xml:space="preserve"> </w:t>
+      </w:r>
+      <w:r>
+        <w:t xml:space="preserve">1681e(b),</w:t>
+      </w:r>
+      <w:r>
+        <w:t xml:space="preserve"> </w:t>
+      </w:r>
+      <w:r>
+        <w:t xml:space="preserve">1681i(a),</w:t>
+      </w:r>
+      <w:r>
+        <w:t xml:space="preserve"> </w:t>
+      </w:r>
+      <w:r>
+        <w:t xml:space="preserve">1681i(a)⁠(2),</w:t>
+      </w:r>
+      <w:r>
+        <w:t xml:space="preserve"> </w:t>
+      </w:r>
+      <w:r>
+        <w:t xml:space="preserve">1681i(a)⁠(5),</w:t>
+      </w:r>
+      <w:r>
+        <w:t xml:space="preserve"> </w:t>
+      </w:r>
+      <w:r>
+        <w:t xml:space="preserve">1681i(a)⁠(6),</w:t>
+      </w:r>
+      <w:r>
+        <w:t xml:space="preserve"> </w:t>
+      </w:r>
+      <w:r>
+        <w:t xml:space="preserve">and</w:t>
+      </w:r>
+      <w:r>
+        <w:t xml:space="preserve"> </w:t>
+      </w:r>
+      <w:r>
+        <w:t xml:space="preserve">1681i(a)⁠(7).</w:t>
+      </w:r>
+    </w:p>
+    <w:p>
+      <w:pPr>
+        <w:pStyle w:val="Heading1"/>
+        <w:keepNext/>
+        <w:keepLines/>
+        <w:spacing w:before="240" w:after="0" w:line="276" w:lineRule="exact"/>
+        <w:ind w:left="0" w:firstLine="0"/>
+        <w:jc w:val="center"/>
+      </w:pPr>
+      <w:r>
+        <w:rPr>
+          <w:b/>
+          <w:bCs/>
+        </w:rPr>
+        <w:t xml:space="preserve">III.</w:t>
+      </w:r>
+      <w:r>
+        <w:rPr>
+          <w:b/>
+          <w:bCs/>
+        </w:rPr>
+        <w:t xml:space="preserve"> </w:t>
+      </w:r>
+      <w:r>
+        <w:rPr>
+          <w:b/>
+          <w:bCs/>
+        </w:rPr>
+        <w:t xml:space="preserve">STATEMENT</w:t>
+      </w:r>
+      <w:r>
+        <w:rPr>
+          <w:b/>
+          <w:bCs/>
+        </w:rPr>
+        <w:t xml:space="preserve"> </w:t>
+      </w:r>
+      <w:r>
+        <w:rPr>
+          <w:b/>
+          <w:bCs/>
+        </w:rPr>
+        <w:t xml:space="preserve">OF</w:t>
+      </w:r>
+      <w:r>
+        <w:rPr>
+          <w:b/>
+          <w:bCs/>
+        </w:rPr>
+        <w:t xml:space="preserve"> </w:t>
+      </w:r>
+      <w:r>
+        <w:rPr>
+          <w:b/>
+          <w:bCs/>
+        </w:rPr>
+        <w:t xml:space="preserve">CLAIM</w:t>
+      </w:r>
+    </w:p>
+    <w:p>
+      <w:pPr>
+        <w:tabs>
+          <w:tab w:val="left" w:pos="1440"/>
+        </w:tabs>
+        <w:spacing w:before="240" w:after="0" w:line="552" w:lineRule="exact"/>
+        <w:ind w:left="0" w:firstLine="720"/>
+        <w:jc w:val="left"/>
+      </w:pPr>
+      <w:r>
+        <w:t xml:space="preserve">3.</w:t>
+      </w:r>
+      <w:r>
+        <w:tab/>
+      </w:r>
+      <w:r>
+        <w:t xml:space="preserve">I</w:t>
+      </w:r>
+      <w:r>
+        <w:t xml:space="preserve"> </w:t>
+      </w:r>
+      <w:r>
+        <w:t xml:space="preserve">reviewed</w:t>
+      </w:r>
+      <w:r>
+        <w:t xml:space="preserve"> </w:t>
+      </w:r>
+      <w:r>
+        <w:t xml:space="preserve">my</w:t>
+      </w:r>
+      <w:r>
+        <w:t xml:space="preserve"> </w:t>
+      </w:r>
+      <w:r>
+        <w:t xml:space="preserve">consumer</w:t>
+      </w:r>
+      <w:r>
+        <w:t xml:space="preserve"> </w:t>
+      </w:r>
+      <w:r>
+        <w:t xml:space="preserve">reports</w:t>
+      </w:r>
+      <w:r>
+        <w:t xml:space="preserve"> </w:t>
+      </w:r>
+      <w:r>
+        <w:t xml:space="preserve">from</w:t>
+      </w:r>
+      <w:r>
+        <w:t xml:space="preserve"> </w:t>
+      </w:r>
+      <w:r>
+        <w:t xml:space="preserve">Equifax</w:t>
+      </w:r>
+      <w:r>
+        <w:t xml:space="preserve"> </w:t>
+      </w:r>
+      <w:r>
+        <w:t xml:space="preserve">Information</w:t>
+      </w:r>
+      <w:r>
+        <w:t xml:space="preserve"> </w:t>
+      </w:r>
+      <w:r>
+        <w:t xml:space="preserve">Services</w:t>
+      </w:r>
+      <w:r>
+        <w:t xml:space="preserve"> </w:t>
+      </w:r>
+      <w:r>
+        <w:t xml:space="preserve">LLC,</w:t>
+      </w:r>
+      <w:r>
+        <w:t xml:space="preserve"> </w:t>
+      </w:r>
+      <w:r>
+        <w:t xml:space="preserve">Experian</w:t>
+      </w:r>
+      <w:r>
+        <w:t xml:space="preserve"> </w:t>
+      </w:r>
+      <w:r>
+        <w:t xml:space="preserve">Information</w:t>
+      </w:r>
+      <w:r>
+        <w:t xml:space="preserve"> </w:t>
+      </w:r>
+      <w:r>
+        <w:t xml:space="preserve">Solutions,</w:t>
+      </w:r>
+      <w:r>
+        <w:t xml:space="preserve"> </w:t>
+      </w:r>
+      <w:r>
+        <w:t xml:space="preserve">Inc.,</w:t>
+      </w:r>
+      <w:r>
+        <w:t xml:space="preserve"> </w:t>
+      </w:r>
+      <w:r>
+        <w:t xml:space="preserve">and</w:t>
+      </w:r>
+      <w:r>
+        <w:t xml:space="preserve"> </w:t>
+      </w:r>
+      <w:r>
+        <w:t xml:space="preserve">TransUnion</w:t>
+      </w:r>
+      <w:r>
+        <w:t xml:space="preserve"> </w:t>
+      </w:r>
+      <w:r>
+        <w:t xml:space="preserve">LLC</w:t>
+      </w:r>
+      <w:r>
+        <w:t xml:space="preserve"> </w:t>
+      </w:r>
+      <w:r>
+        <w:t xml:space="preserve">and</w:t>
+      </w:r>
+      <w:r>
+        <w:t xml:space="preserve"> </w:t>
+      </w:r>
+      <w:r>
+        <w:t xml:space="preserve">found</w:t>
+      </w:r>
+      <w:r>
+        <w:t xml:space="preserve"> </w:t>
+      </w:r>
+      <w:r>
+        <w:t xml:space="preserve">inaccurate</w:t>
+      </w:r>
+      <w:r>
+        <w:t xml:space="preserve"> </w:t>
+      </w:r>
+      <w:r>
+        <w:t xml:space="preserve">and</w:t>
+      </w:r>
+      <w:r>
+        <w:t xml:space="preserve"> </w:t>
+      </w:r>
+      <w:r>
+        <w:t xml:space="preserve">inconsistent</w:t>
+      </w:r>
+      <w:r>
+        <w:t xml:space="preserve"> </w:t>
+      </w:r>
+      <w:r>
+        <w:t xml:space="preserve">information</w:t>
+      </w:r>
+      <w:r>
+        <w:t xml:space="preserve"> </w:t>
+      </w:r>
+      <w:r>
+        <w:t xml:space="preserve">appearing</w:t>
+      </w:r>
+      <w:r>
+        <w:t xml:space="preserve"> </w:t>
+      </w:r>
+      <w:r>
+        <w:t xml:space="preserve">across</w:t>
+      </w:r>
+      <w:r>
+        <w:t xml:space="preserve"> </w:t>
+      </w:r>
+      <w:r>
+        <w:t xml:space="preserve">all</w:t>
+      </w:r>
+      <w:r>
+        <w:t xml:space="preserve"> </w:t>
+      </w:r>
+      <w:r>
+        <w:t xml:space="preserve">three</w:t>
+      </w:r>
+      <w:r>
+        <w:t xml:space="preserve"> </w:t>
+      </w:r>
+      <w:r>
+        <w:t xml:space="preserve">reports.</w:t>
+      </w:r>
+      <w:r>
+        <w:t xml:space="preserve"> </w:t>
+      </w:r>
+      <w:r>
+        <w:t xml:space="preserve">I</w:t>
+      </w:r>
+      <w:r>
+        <w:t xml:space="preserve"> </w:t>
+      </w:r>
+      <w:r>
+        <w:t xml:space="preserve">disputed</w:t>
+      </w:r>
+      <w:r>
+        <w:t xml:space="preserve"> </w:t>
+      </w:r>
+      <w:r>
+        <w:t xml:space="preserve">these</w:t>
+      </w:r>
+      <w:r>
+        <w:t xml:space="preserve"> </w:t>
+      </w:r>
+      <w:r>
+        <w:t xml:space="preserve">inaccuracies</w:t>
+      </w:r>
+      <w:r>
+        <w:t xml:space="preserve"> </w:t>
+      </w:r>
+      <w:r>
+        <w:t xml:space="preserve">through</w:t>
+      </w:r>
+      <w:r>
+        <w:t xml:space="preserve"> </w:t>
+      </w:r>
+      <w:r>
+        <w:t xml:space="preserve">each</w:t>
+      </w:r>
+      <w:r>
+        <w:t xml:space="preserve"> </w:t>
+      </w:r>
+      <w:r>
+        <w:t xml:space="preserve">Defendant’s</w:t>
+      </w:r>
+      <w:r>
+        <w:t xml:space="preserve"> </w:t>
+      </w:r>
+      <w:r>
+        <w:t xml:space="preserve">online</w:t>
+      </w:r>
+      <w:r>
+        <w:t xml:space="preserve"> </w:t>
+      </w:r>
+      <w:r>
+        <w:t xml:space="preserve">dispute</w:t>
+      </w:r>
+      <w:r>
+        <w:t xml:space="preserve"> </w:t>
+      </w:r>
+      <w:r>
+        <w:t xml:space="preserve">portal,</w:t>
+      </w:r>
+      <w:r>
+        <w:t xml:space="preserve"> </w:t>
+      </w:r>
+      <w:r>
+        <w:t xml:space="preserve">but</w:t>
+      </w:r>
+      <w:r>
+        <w:t xml:space="preserve"> </w:t>
+      </w:r>
+      <w:r>
+        <w:t xml:space="preserve">each</w:t>
+      </w:r>
+      <w:r>
+        <w:t xml:space="preserve"> </w:t>
+      </w:r>
+      <w:r>
+        <w:t xml:space="preserve">Defendant</w:t>
+      </w:r>
+      <w:r>
+        <w:t xml:space="preserve"> </w:t>
+      </w:r>
+      <w:r>
+        <w:t xml:space="preserve">failed</w:t>
+      </w:r>
+      <w:r>
+        <w:t xml:space="preserve"> </w:t>
+      </w:r>
+      <w:r>
+        <w:t xml:space="preserve">to</w:t>
+      </w:r>
+      <w:r>
+        <w:t xml:space="preserve"> </w:t>
+      </w:r>
+      <w:r>
+        <w:t xml:space="preserve">conduct</w:t>
+      </w:r>
+      <w:r>
+        <w:t xml:space="preserve"> </w:t>
+      </w:r>
+      <w:r>
+        <w:t xml:space="preserve">a</w:t>
+      </w:r>
+      <w:r>
+        <w:t xml:space="preserve"> </w:t>
+      </w:r>
+      <w:r>
+        <w:t xml:space="preserve">reasonable</w:t>
+      </w:r>
+      <w:r>
+        <w:t xml:space="preserve"> </w:t>
+      </w:r>
+      <w:r>
+        <w:t xml:space="preserve">reinvestigation</w:t>
+      </w:r>
+      <w:r>
+        <w:t xml:space="preserve"> </w:t>
+      </w:r>
+      <w:r>
+        <w:t xml:space="preserve">as</w:t>
+      </w:r>
+      <w:r>
+        <w:t xml:space="preserve"> </w:t>
+      </w:r>
+      <w:r>
+        <w:t xml:space="preserve">required</w:t>
+      </w:r>
+      <w:r>
+        <w:t xml:space="preserve"> </w:t>
+      </w:r>
+      <w:r>
+        <w:t xml:space="preserve">by</w:t>
+      </w:r>
+      <w:r>
+        <w:t xml:space="preserve"> </w:t>
+      </w:r>
+      <w:r>
+        <w:t xml:space="preserve">15</w:t>
+      </w:r>
+      <w:r>
+        <w:t xml:space="preserve"> </w:t>
+      </w:r>
+      <w:r>
+        <w:t xml:space="preserve">U.S.C.</w:t>
+      </w:r>
+      <w:r>
+        <w:t xml:space="preserve"> </w:t>
+      </w:r>
+      <w:r>
+        <w:t xml:space="preserve">§§</w:t>
+      </w:r>
+      <w:r>
+        <w:t xml:space="preserve"> </w:t>
+      </w:r>
+      <w:r>
+        <w:t xml:space="preserve">1681i(a),</w:t>
+      </w:r>
+      <w:r>
+        <w:t xml:space="preserve"> </w:t>
+      </w:r>
+      <w:r>
+        <w:t xml:space="preserve">1681i(a)⁠(1),</w:t>
+      </w:r>
+      <w:r>
+        <w:t xml:space="preserve"> </w:t>
+      </w:r>
+      <w:r>
+        <w:t xml:space="preserve">1681i(a)⁠(2),</w:t>
+      </w:r>
+      <w:r>
+        <w:t xml:space="preserve"> </w:t>
+      </w:r>
+      <w:r>
+        <w:t xml:space="preserve">1681i(a)⁠(6),</w:t>
+      </w:r>
+      <w:r>
+        <w:t xml:space="preserve"> </w:t>
+      </w:r>
+      <w:r>
+        <w:t xml:space="preserve">and</w:t>
+      </w:r>
+      <w:r>
+        <w:t xml:space="preserve"> </w:t>
+      </w:r>
+      <w:r>
+        <w:t xml:space="preserve">1681i(a)⁠(7),</w:t>
+      </w:r>
+      <w:r>
+        <w:t xml:space="preserve"> </w:t>
+      </w:r>
+      <w:r>
+        <w:t xml:space="preserve">and</w:t>
+      </w:r>
+      <w:r>
+        <w:t xml:space="preserve"> </w:t>
+      </w:r>
+      <w:r>
+        <w:t xml:space="preserve">failed</w:t>
+      </w:r>
+      <w:r>
+        <w:t xml:space="preserve"> </w:t>
+      </w:r>
+      <w:r>
+        <w:t xml:space="preserve">to</w:t>
+      </w:r>
+      <w:r>
+        <w:t xml:space="preserve"> </w:t>
+      </w:r>
+      <w:r>
+        <w:t xml:space="preserve">follow</w:t>
+      </w:r>
+      <w:r>
+        <w:t xml:space="preserve"> </w:t>
+      </w:r>
+      <w:r>
+        <w:t xml:space="preserve">reasonable</w:t>
+      </w:r>
+      <w:r>
+        <w:t xml:space="preserve"> </w:t>
+      </w:r>
+      <w:r>
+        <w:t xml:space="preserve">procedures</w:t>
+      </w:r>
+      <w:r>
+        <w:t xml:space="preserve"> </w:t>
+      </w:r>
+      <w:r>
+        <w:t xml:space="preserve">to</w:t>
+      </w:r>
+      <w:r>
+        <w:t xml:space="preserve"> </w:t>
+      </w:r>
+      <w:r>
+        <w:t xml:space="preserve">assure</w:t>
+      </w:r>
+      <w:r>
+        <w:t xml:space="preserve"> </w:t>
+      </w:r>
+      <w:r>
+        <w:t xml:space="preserve">maximum</w:t>
+      </w:r>
+      <w:r>
+        <w:t xml:space="preserve"> </w:t>
+      </w:r>
+      <w:r>
+        <w:t xml:space="preserve">possible</w:t>
+      </w:r>
+      <w:r>
+        <w:t xml:space="preserve"> </w:t>
+      </w:r>
+      <w:r>
+        <w:t xml:space="preserve">accuracy</w:t>
+      </w:r>
+      <w:r>
+        <w:t xml:space="preserve"> </w:t>
+      </w:r>
+      <w:r>
+        <w:t xml:space="preserve">under</w:t>
+      </w:r>
+      <w:r>
+        <w:t xml:space="preserve"> </w:t>
+      </w:r>
+      <w:r>
+        <w:t xml:space="preserve">15</w:t>
+      </w:r>
+      <w:r>
+        <w:t xml:space="preserve"> </w:t>
+      </w:r>
+      <w:r>
+        <w:t xml:space="preserve">U.S.C.</w:t>
+      </w:r>
+      <w:r>
+        <w:t xml:space="preserve"> </w:t>
+      </w:r>
+      <w:r>
+        <w:t xml:space="preserve">§</w:t>
+      </w:r>
+      <w:r>
+        <w:t xml:space="preserve"> </w:t>
+      </w:r>
+      <w:r>
+        <w:t xml:space="preserve">1681e(b).</w:t>
+      </w:r>
+      <w:r>
+        <w:t xml:space="preserve"> </w:t>
+      </w:r>
+      <w:r>
+        <w:t xml:space="preserve">Copies</w:t>
+      </w:r>
+      <w:r>
+        <w:t xml:space="preserve"> </w:t>
+      </w:r>
+      <w:r>
+        <w:t xml:space="preserve">of</w:t>
+      </w:r>
+      <w:r>
+        <w:t xml:space="preserve"> </w:t>
+      </w:r>
+      <w:r>
+        <w:t xml:space="preserve">my</w:t>
+      </w:r>
+      <w:r>
+        <w:t xml:space="preserve"> </w:t>
+      </w:r>
+      <w:r>
+        <w:t xml:space="preserve">consumer</w:t>
+      </w:r>
+      <w:r>
+        <w:t xml:space="preserve"> </w:t>
+      </w:r>
+      <w:r>
+        <w:t xml:space="preserve">reports,</w:t>
+      </w:r>
+      <w:r>
+        <w:t xml:space="preserve"> </w:t>
+      </w:r>
+      <w:r>
+        <w:t xml:space="preserve">disputes,</w:t>
+      </w:r>
+      <w:r>
+        <w:t xml:space="preserve"> </w:t>
+      </w:r>
+      <w:r>
+        <w:t xml:space="preserve">and</w:t>
+      </w:r>
+      <w:r>
+        <w:t xml:space="preserve"> </w:t>
+      </w:r>
+      <w:r>
+        <w:t xml:space="preserve">the</w:t>
+      </w:r>
+      <w:r>
+        <w:t xml:space="preserve"> </w:t>
+      </w:r>
+      <w:r>
+        <w:t xml:space="preserve">Defendants’</w:t>
+      </w:r>
+      <w:r>
+        <w:t xml:space="preserve"> </w:t>
+      </w:r>
+      <w:r>
+        <w:t xml:space="preserve">responses</w:t>
+      </w:r>
+      <w:r>
+        <w:t xml:space="preserve"> </w:t>
+      </w:r>
+      <w:r>
+        <w:t xml:space="preserve">or</w:t>
+      </w:r>
+      <w:r>
+        <w:t xml:space="preserve"> </w:t>
+      </w:r>
+      <w:r>
+        <w:t xml:space="preserve">failures</w:t>
+      </w:r>
+      <w:r>
+        <w:t xml:space="preserve"> </w:t>
+      </w:r>
+      <w:r>
+        <w:t xml:space="preserve">to</w:t>
+      </w:r>
+      <w:r>
+        <w:t xml:space="preserve"> </w:t>
+      </w:r>
+      <w:r>
+        <w:t xml:space="preserve">respond</w:t>
+      </w:r>
+      <w:r>
+        <w:t xml:space="preserve"> </w:t>
+      </w:r>
+      <w:r>
+        <w:t xml:space="preserve">are</w:t>
+      </w:r>
+      <w:r>
+        <w:t xml:space="preserve"> </w:t>
+      </w:r>
+      <w:r>
+        <w:t xml:space="preserve">attached</w:t>
+      </w:r>
+      <w:r>
+        <w:t xml:space="preserve"> </w:t>
+      </w:r>
+      <w:r>
+        <w:t xml:space="preserve">as</w:t>
+      </w:r>
+      <w:r>
+        <w:t xml:space="preserve"> </w:t>
+      </w:r>
+      <w:r>
+        <w:t xml:space="preserve">Exhibits</w:t>
+      </w:r>
+      <w:r>
+        <w:t xml:space="preserve"> </w:t>
+      </w:r>
+      <w:r>
+        <w:t xml:space="preserve">A,</w:t>
+      </w:r>
+      <w:r>
+        <w:t xml:space="preserve"> </w:t>
+      </w:r>
+      <w:r>
+        <w:t xml:space="preserve">B,</w:t>
+      </w:r>
+      <w:r>
+        <w:t xml:space="preserve"> </w:t>
+      </w:r>
+      <w:r>
+        <w:t xml:space="preserve">and</w:t>
+      </w:r>
+      <w:r>
+        <w:t xml:space="preserve"> </w:t>
+      </w:r>
+      <w:r>
+        <w:t xml:space="preserve">C.</w:t>
+      </w:r>
+      <w:r>
+        <w:t xml:space="preserve"> </w:t>
+      </w:r>
+      <w:r>
+        <w:t xml:space="preserve">I</w:t>
+      </w:r>
+      <w:r>
+        <w:t xml:space="preserve"> </w:t>
+      </w:r>
+      <w:r>
+        <w:t xml:space="preserve">also</w:t>
+      </w:r>
+      <w:r>
+        <w:t xml:space="preserve"> </w:t>
+      </w:r>
+      <w:r>
+        <w:t xml:space="preserve">escalated</w:t>
+      </w:r>
+      <w:r>
+        <w:t xml:space="preserve"> </w:t>
+      </w:r>
+      <w:r>
+        <w:t xml:space="preserve">the</w:t>
+      </w:r>
+      <w:r>
+        <w:t xml:space="preserve"> </w:t>
+      </w:r>
+      <w:r>
+        <w:t xml:space="preserve">matter</w:t>
+      </w:r>
+      <w:r>
+        <w:t xml:space="preserve"> </w:t>
+      </w:r>
+      <w:r>
+        <w:t xml:space="preserve">to</w:t>
+      </w:r>
+      <w:r>
+        <w:t xml:space="preserve"> </w:t>
+      </w:r>
+      <w:r>
+        <w:t xml:space="preserve">the</w:t>
+      </w:r>
+      <w:r>
+        <w:t xml:space="preserve"> </w:t>
+      </w:r>
+      <w:r>
+        <w:t xml:space="preserve">Consumer</w:t>
+      </w:r>
+      <w:r>
+        <w:t xml:space="preserve"> </w:t>
+      </w:r>
+      <w:r>
+        <w:t xml:space="preserve">Financial</w:t>
+      </w:r>
+      <w:r>
+        <w:t xml:space="preserve"> </w:t>
+      </w:r>
+      <w:r>
+        <w:t xml:space="preserve">Protection</w:t>
+      </w:r>
+      <w:r>
+        <w:t xml:space="preserve"> </w:t>
+      </w:r>
+      <w:r>
+        <w:t xml:space="preserve">Bureau</w:t>
+      </w:r>
+      <w:r>
+        <w:t xml:space="preserve"> </w:t>
+      </w:r>
+      <w:r>
+        <w:t xml:space="preserve">and</w:t>
+      </w:r>
+      <w:r>
+        <w:t xml:space="preserve"> </w:t>
+      </w:r>
+      <w:r>
+        <w:t xml:space="preserve">the</w:t>
+      </w:r>
+      <w:r>
+        <w:t xml:space="preserve"> </w:t>
+      </w:r>
+      <w:r>
+        <w:t xml:space="preserve">South</w:t>
+      </w:r>
+      <w:r>
+        <w:t xml:space="preserve"> </w:t>
+      </w:r>
+      <w:r>
+        <w:t xml:space="preserve">Dakota</w:t>
+      </w:r>
+      <w:r>
+        <w:t xml:space="preserve"> </w:t>
+      </w:r>
+      <w:r>
+        <w:t xml:space="preserve">Attorney</w:t>
+      </w:r>
+      <w:r>
+        <w:t xml:space="preserve"> </w:t>
+      </w:r>
+      <w:r>
+        <w:t xml:space="preserve">General;</w:t>
+      </w:r>
+      <w:r>
+        <w:t xml:space="preserve"> </w:t>
+      </w:r>
+      <w:r>
+        <w:t xml:space="preserve">both</w:t>
+      </w:r>
+      <w:r>
+        <w:t xml:space="preserve"> </w:t>
+      </w:r>
+      <w:r>
+        <w:t xml:space="preserve">agencies</w:t>
+      </w:r>
+      <w:r>
+        <w:t xml:space="preserve"> </w:t>
+      </w:r>
+      <w:r>
+        <w:t xml:space="preserve">issued</w:t>
+      </w:r>
+      <w:r>
+        <w:t xml:space="preserve"> </w:t>
+      </w:r>
+      <w:r>
+        <w:t xml:space="preserve">written</w:t>
+      </w:r>
+      <w:r>
+        <w:t xml:space="preserve"> </w:t>
+      </w:r>
+      <w:r>
+        <w:t xml:space="preserve">responses</w:t>
+      </w:r>
+      <w:r>
+        <w:t xml:space="preserve"> </w:t>
+      </w:r>
+      <w:r>
+        <w:t xml:space="preserve">showing</w:t>
+      </w:r>
+      <w:r>
+        <w:t xml:space="preserve"> </w:t>
+      </w:r>
+      <w:r>
+        <w:t xml:space="preserve">that</w:t>
+      </w:r>
+      <w:r>
+        <w:t xml:space="preserve"> </w:t>
+      </w:r>
+      <w:r>
+        <w:t xml:space="preserve">the</w:t>
+      </w:r>
+      <w:r>
+        <w:t xml:space="preserve"> </w:t>
+      </w:r>
+      <w:r>
+        <w:t xml:space="preserve">Defendants</w:t>
+      </w:r>
+      <w:r>
+        <w:t xml:space="preserve"> </w:t>
+      </w:r>
+      <w:r>
+        <w:t xml:space="preserve">refused</w:t>
+      </w:r>
+      <w:r>
+        <w:t xml:space="preserve"> </w:t>
+      </w:r>
+      <w:r>
+        <w:t xml:space="preserve">to</w:t>
+      </w:r>
+      <w:r>
+        <w:t xml:space="preserve"> </w:t>
+      </w:r>
+      <w:r>
+        <w:t xml:space="preserve">correct</w:t>
+      </w:r>
+      <w:r>
+        <w:t xml:space="preserve"> </w:t>
+      </w:r>
+      <w:r>
+        <w:t xml:space="preserve">inaccurate</w:t>
+      </w:r>
+      <w:r>
+        <w:t xml:space="preserve"> </w:t>
+      </w:r>
+      <w:r>
+        <w:t xml:space="preserve">information</w:t>
+      </w:r>
+      <w:r>
+        <w:t xml:space="preserve"> </w:t>
+      </w:r>
+      <w:r>
+        <w:t xml:space="preserve">despite</w:t>
+      </w:r>
+      <w:r>
+        <w:t xml:space="preserve"> </w:t>
+      </w:r>
+      <w:r>
+        <w:t xml:space="preserve">administrative</w:t>
+      </w:r>
+      <w:r>
+        <w:t xml:space="preserve"> </w:t>
+      </w:r>
+      <w:r>
+        <w:t xml:space="preserve">intervention,</w:t>
+      </w:r>
+      <w:r>
+        <w:t xml:space="preserve"> </w:t>
+      </w:r>
+      <w:r>
+        <w:t xml:space="preserve">which</w:t>
+      </w:r>
+      <w:r>
+        <w:t xml:space="preserve"> </w:t>
+      </w:r>
+      <w:r>
+        <w:t xml:space="preserve">are</w:t>
+      </w:r>
+      <w:r>
+        <w:t xml:space="preserve"> </w:t>
+      </w:r>
+      <w:r>
+        <w:t xml:space="preserve">attached</w:t>
+      </w:r>
+      <w:r>
+        <w:t xml:space="preserve"> </w:t>
+      </w:r>
+      <w:r>
+        <w:t xml:space="preserve">as</w:t>
+      </w:r>
+      <w:r>
+        <w:t xml:space="preserve"> </w:t>
+      </w:r>
+      <w:r>
+        <w:t xml:space="preserve">Exhibit</w:t>
+      </w:r>
+      <w:r>
+        <w:t xml:space="preserve"> </w:t>
+      </w:r>
+      <w:r>
+        <w:t xml:space="preserve">D.</w:t>
+      </w:r>
+      <w:r>
+        <w:t xml:space="preserve"> </w:t>
+      </w:r>
+      <w:r>
+        <w:t xml:space="preserve">As</w:t>
+      </w:r>
+      <w:r>
+        <w:t xml:space="preserve"> </w:t>
+      </w:r>
+      <w:r>
+        <w:t xml:space="preserve">a</w:t>
+      </w:r>
+      <w:r>
+        <w:t xml:space="preserve"> </w:t>
+      </w:r>
+      <w:r>
+        <w:t xml:space="preserve">result</w:t>
+      </w:r>
+      <w:r>
+        <w:t xml:space="preserve"> </w:t>
+      </w:r>
+      <w:r>
+        <w:t xml:space="preserve">of</w:t>
+      </w:r>
+      <w:r>
+        <w:t xml:space="preserve"> </w:t>
+      </w:r>
+      <w:r>
+        <w:t xml:space="preserve">these</w:t>
+      </w:r>
+      <w:r>
+        <w:t xml:space="preserve"> </w:t>
+      </w:r>
+      <w:r>
+        <w:t xml:space="preserve">failures,</w:t>
+      </w:r>
+      <w:r>
+        <w:t xml:space="preserve"> </w:t>
+      </w:r>
+      <w:r>
+        <w:t xml:space="preserve">inaccurate</w:t>
+      </w:r>
+      <w:r>
+        <w:t xml:space="preserve"> </w:t>
+      </w:r>
+      <w:r>
+        <w:t xml:space="preserve">information</w:t>
+      </w:r>
+      <w:r>
+        <w:t xml:space="preserve"> </w:t>
+      </w:r>
+      <w:r>
+        <w:t xml:space="preserve">remained</w:t>
+      </w:r>
+      <w:r>
+        <w:t xml:space="preserve"> </w:t>
+      </w:r>
+      <w:r>
+        <w:t xml:space="preserve">on</w:t>
+      </w:r>
+      <w:r>
+        <w:t xml:space="preserve"> </w:t>
+      </w:r>
+      <w:r>
+        <w:t xml:space="preserve">my</w:t>
+      </w:r>
+      <w:r>
+        <w:t xml:space="preserve"> </w:t>
+      </w:r>
+      <w:r>
+        <w:t xml:space="preserve">consumer</w:t>
+      </w:r>
+      <w:r>
+        <w:t xml:space="preserve"> </w:t>
+      </w:r>
+      <w:r>
+        <w:t xml:space="preserve">reports,</w:t>
+      </w:r>
+      <w:r>
+        <w:t xml:space="preserve"> </w:t>
+      </w:r>
+      <w:r>
+        <w:t xml:space="preserve">causing</w:t>
+      </w:r>
+      <w:r>
+        <w:t xml:space="preserve"> </w:t>
+      </w:r>
+      <w:r>
+        <w:t xml:space="preserve">denial</w:t>
+      </w:r>
+      <w:r>
+        <w:t xml:space="preserve"> </w:t>
+      </w:r>
+      <w:r>
+        <w:t xml:space="preserve">of</w:t>
+      </w:r>
+      <w:r>
+        <w:t xml:space="preserve"> </w:t>
+      </w:r>
+      <w:r>
+        <w:t xml:space="preserve">credit,</w:t>
+      </w:r>
+      <w:r>
+        <w:t xml:space="preserve"> </w:t>
+      </w:r>
+      <w:r>
+        <w:t xml:space="preserve">damage</w:t>
+      </w:r>
+      <w:r>
+        <w:t xml:space="preserve"> </w:t>
+      </w:r>
+      <w:r>
+        <w:t xml:space="preserve">to</w:t>
+      </w:r>
+      <w:r>
+        <w:t xml:space="preserve"> </w:t>
+      </w:r>
+      <w:r>
+        <w:t xml:space="preserve">my</w:t>
+      </w:r>
+      <w:r>
+        <w:t xml:space="preserve"> </w:t>
+      </w:r>
+      <w:r>
+        <w:t xml:space="preserve">creditworthiness,</w:t>
+      </w:r>
+      <w:r>
+        <w:t xml:space="preserve"> </w:t>
+      </w:r>
+      <w:r>
+        <w:t xml:space="preserve">emotional</w:t>
+      </w:r>
+      <w:r>
+        <w:t xml:space="preserve"> </w:t>
+      </w:r>
+      <w:r>
+        <w:t xml:space="preserve">distress,</w:t>
+      </w:r>
+      <w:r>
+        <w:t xml:space="preserve"> </w:t>
+      </w:r>
+      <w:r>
+        <w:t xml:space="preserve">and</w:t>
+      </w:r>
+      <w:r>
+        <w:t xml:space="preserve"> </w:t>
+      </w:r>
+      <w:r>
+        <w:t xml:space="preserve">other</w:t>
+      </w:r>
+      <w:r>
+        <w:t xml:space="preserve"> </w:t>
+      </w:r>
+      <w:r>
+        <w:t xml:space="preserve">actual</w:t>
+      </w:r>
+      <w:r>
+        <w:t xml:space="preserve"> </w:t>
+      </w:r>
+      <w:r>
+        <w:t xml:space="preserve">harm.</w:t>
+      </w:r>
+    </w:p>
+    <w:p>
+      <w:pPr>
+        <w:pStyle w:val="Heading1"/>
+        <w:keepNext/>
+        <w:keepLines/>
+        <w:spacing w:before="240" w:after="0" w:line="276" w:lineRule="exact"/>
+        <w:ind w:left="0" w:firstLine="0"/>
+        <w:jc w:val="center"/>
+      </w:pPr>
+      <w:r>
+        <w:rPr>
+          <w:b/>
+          <w:bCs/>
+        </w:rPr>
+        <w:t xml:space="preserve">IV.</w:t>
+      </w:r>
+      <w:r>
+        <w:rPr>
+          <w:b/>
+          <w:bCs/>
+        </w:rPr>
+        <w:t xml:space="preserve"> </w:t>
+      </w:r>
+      <w:r>
+        <w:rPr>
+          <w:b/>
+          <w:bCs/>
+        </w:rPr>
+        <w:t xml:space="preserve">RELIEF</w:t>
+      </w:r>
+    </w:p>
+    <w:p>
+      <w:pPr>
+        <w:tabs>
+          <w:tab w:val="left" w:pos="1440"/>
+        </w:tabs>
+        <w:spacing w:before="240" w:after="0" w:line="552" w:lineRule="exact"/>
+        <w:ind w:left="0" w:firstLine="720"/>
+        <w:jc w:val="left"/>
+      </w:pPr>
+      <w:r>
+        <w:t xml:space="preserve">4.</w:t>
+      </w:r>
+      <w:r>
+        <w:tab/>
+      </w:r>
+      <w:r>
+        <w:t xml:space="preserve">I</w:t>
+      </w:r>
+      <w:r>
+        <w:t xml:space="preserve"> </w:t>
+      </w:r>
+      <w:r>
+        <w:t xml:space="preserve">request</w:t>
+      </w:r>
+      <w:r>
+        <w:t xml:space="preserve"> </w:t>
+      </w:r>
+      <w:r>
+        <w:t xml:space="preserve">actual</w:t>
+      </w:r>
+      <w:r>
+        <w:t xml:space="preserve"> </w:t>
+      </w:r>
+      <w:r>
+        <w:t xml:space="preserve">damages</w:t>
+      </w:r>
+      <w:r>
+        <w:t xml:space="preserve"> </w:t>
+      </w:r>
+      <w:r>
+        <w:t xml:space="preserve">under</w:t>
+      </w:r>
+      <w:r>
+        <w:t xml:space="preserve"> </w:t>
+      </w:r>
+      <w:r>
+        <w:t xml:space="preserve">15</w:t>
+      </w:r>
+      <w:r>
+        <w:t xml:space="preserve"> </w:t>
+      </w:r>
+      <w:r>
+        <w:t xml:space="preserve">U.S.C.</w:t>
+      </w:r>
+      <w:r>
+        <w:t xml:space="preserve"> </w:t>
+      </w:r>
+      <w:r>
+        <w:t xml:space="preserve">§</w:t>
+      </w:r>
+      <w:r>
+        <w:t xml:space="preserve"> </w:t>
+      </w:r>
+      <w:r>
+        <w:t xml:space="preserve">1681o,</w:t>
+      </w:r>
+      <w:r>
+        <w:t xml:space="preserve"> </w:t>
+      </w:r>
+      <w:r>
+        <w:t xml:space="preserve">statutory</w:t>
+      </w:r>
+      <w:r>
+        <w:t xml:space="preserve"> </w:t>
+      </w:r>
+      <w:r>
+        <w:t xml:space="preserve">damages</w:t>
+      </w:r>
+      <w:r>
+        <w:t xml:space="preserve"> </w:t>
+      </w:r>
+      <w:r>
+        <w:t xml:space="preserve">under</w:t>
+      </w:r>
+      <w:r>
+        <w:t xml:space="preserve"> </w:t>
+      </w:r>
+      <w:r>
+        <w:t xml:space="preserve">15</w:t>
+      </w:r>
+      <w:r>
+        <w:t xml:space="preserve"> </w:t>
+      </w:r>
+      <w:r>
+        <w:t xml:space="preserve">U.S.C.</w:t>
+      </w:r>
+      <w:r>
+        <w:t xml:space="preserve"> </w:t>
+      </w:r>
+      <w:r>
+        <w:t xml:space="preserve">§</w:t>
+      </w:r>
+      <w:r>
+        <w:t xml:space="preserve"> </w:t>
+      </w:r>
+      <w:r>
+        <w:t xml:space="preserve">1681n,</w:t>
+      </w:r>
+      <w:r>
+        <w:t xml:space="preserve"> </w:t>
+      </w:r>
+      <w:r>
+        <w:t xml:space="preserve">punitive</w:t>
+      </w:r>
+      <w:r>
+        <w:t xml:space="preserve"> </w:t>
+      </w:r>
+      <w:r>
+        <w:t xml:space="preserve">damages</w:t>
+      </w:r>
+      <w:r>
+        <w:t xml:space="preserve"> </w:t>
+      </w:r>
+      <w:r>
+        <w:t xml:space="preserve">where</w:t>
+      </w:r>
+      <w:r>
+        <w:t xml:space="preserve"> </w:t>
+      </w:r>
+      <w:r>
+        <w:t xml:space="preserve">permitted</w:t>
+      </w:r>
+      <w:r>
+        <w:t xml:space="preserve"> </w:t>
+      </w:r>
+      <w:r>
+        <w:t xml:space="preserve">under</w:t>
+      </w:r>
+      <w:r>
+        <w:t xml:space="preserve"> </w:t>
+      </w:r>
+      <w:r>
+        <w:t xml:space="preserve">15</w:t>
+      </w:r>
+      <w:r>
+        <w:t xml:space="preserve"> </w:t>
+      </w:r>
+      <w:r>
+        <w:t xml:space="preserve">U.S.C.</w:t>
+      </w:r>
+      <w:r>
+        <w:t xml:space="preserve"> </w:t>
+      </w:r>
+      <w:r>
+        <w:t xml:space="preserve">§</w:t>
+      </w:r>
+      <w:r>
+        <w:t xml:space="preserve"> </w:t>
+      </w:r>
+      <w:r>
+        <w:t xml:space="preserve">1681n(a)⁠(2),</w:t>
+      </w:r>
+      <w:r>
+        <w:t xml:space="preserve"> </w:t>
+      </w:r>
+      <w:r>
+        <w:t xml:space="preserve">costs</w:t>
+      </w:r>
+      <w:r>
+        <w:t xml:space="preserve"> </w:t>
+      </w:r>
+      <w:r>
+        <w:t xml:space="preserve">of</w:t>
+      </w:r>
+      <w:r>
+        <w:t xml:space="preserve"> </w:t>
+      </w:r>
+      <w:r>
+        <w:t xml:space="preserve">the</w:t>
+      </w:r>
+      <w:r>
+        <w:t xml:space="preserve"> </w:t>
+      </w:r>
+      <w:r>
+        <w:t xml:space="preserve">action,</w:t>
+      </w:r>
+      <w:r>
+        <w:t xml:space="preserve"> </w:t>
+      </w:r>
+      <w:r>
+        <w:t xml:space="preserve">and</w:t>
+      </w:r>
+      <w:r>
+        <w:t xml:space="preserve"> </w:t>
+      </w:r>
+      <w:r>
+        <w:t xml:space="preserve">any</w:t>
+      </w:r>
+      <w:r>
+        <w:t xml:space="preserve"> </w:t>
+      </w:r>
+      <w:r>
+        <w:t xml:space="preserve">other</w:t>
+      </w:r>
+      <w:r>
+        <w:t xml:space="preserve"> </w:t>
+      </w:r>
+      <w:r>
+        <w:t xml:space="preserve">relief</w:t>
+      </w:r>
+      <w:r>
+        <w:t xml:space="preserve"> </w:t>
+      </w:r>
+      <w:r>
+        <w:t xml:space="preserve">the</w:t>
+      </w:r>
+      <w:r>
+        <w:t xml:space="preserve"> </w:t>
+      </w:r>
+      <w:r>
+        <w:t xml:space="preserve">Court</w:t>
+      </w:r>
+      <w:r>
+        <w:t xml:space="preserve"> </w:t>
+      </w:r>
+      <w:r>
+        <w:t xml:space="preserve">deems</w:t>
+      </w:r>
+      <w:r>
+        <w:t xml:space="preserve"> </w:t>
+      </w:r>
+      <w:r>
+        <w:t xml:space="preserve">just</w:t>
+      </w:r>
+      <w:r>
+        <w:t xml:space="preserve"> </w:t>
+      </w:r>
+      <w:r>
+        <w:t xml:space="preserve">and</w:t>
+      </w:r>
+      <w:r>
+        <w:t xml:space="preserve"> </w:t>
+      </w:r>
+      <w:r>
+        <w:t xml:space="preserve">proper.</w:t>
+      </w:r>
+      <w:r>
+        <w:t xml:space="preserve"> </w:t>
+      </w:r>
+      <w:r>
+        <w:t xml:space="preserve">The</w:t>
+      </w:r>
+      <w:r>
+        <w:t xml:space="preserve"> </w:t>
+      </w:r>
+      <w:r>
+        <w:t xml:space="preserve">inaccurate</w:t>
+      </w:r>
+      <w:r>
+        <w:t xml:space="preserve"> </w:t>
+      </w:r>
+      <w:r>
+        <w:t xml:space="preserve">reporting</w:t>
+      </w:r>
+      <w:r>
+        <w:t xml:space="preserve"> </w:t>
+      </w:r>
+      <w:r>
+        <w:t xml:space="preserve">and</w:t>
+      </w:r>
+      <w:r>
+        <w:t xml:space="preserve"> </w:t>
+      </w:r>
+      <w:r>
+        <w:t xml:space="preserve">failed</w:t>
+      </w:r>
+      <w:r>
+        <w:t xml:space="preserve"> </w:t>
+      </w:r>
+      <w:r>
+        <w:t xml:space="preserve">reinvestigations</w:t>
+      </w:r>
+      <w:r>
+        <w:t xml:space="preserve"> </w:t>
+      </w:r>
+      <w:r>
+        <w:t xml:space="preserve">continue</w:t>
+      </w:r>
+      <w:r>
+        <w:t xml:space="preserve"> </w:t>
+      </w:r>
+      <w:r>
+        <w:t xml:space="preserve">to</w:t>
+      </w:r>
+      <w:r>
+        <w:t xml:space="preserve"> </w:t>
+      </w:r>
+      <w:r>
+        <w:t xml:space="preserve">cause</w:t>
+      </w:r>
+      <w:r>
+        <w:t xml:space="preserve"> </w:t>
+      </w:r>
+      <w:r>
+        <w:t xml:space="preserve">ongoing</w:t>
+      </w:r>
+      <w:r>
+        <w:t xml:space="preserve"> </w:t>
+      </w:r>
+      <w:r>
+        <w:t xml:space="preserve">harm,</w:t>
+      </w:r>
+      <w:r>
+        <w:t xml:space="preserve"> </w:t>
+      </w:r>
+      <w:r>
+        <w:t xml:space="preserve">including</w:t>
+      </w:r>
+      <w:r>
+        <w:t xml:space="preserve"> </w:t>
+      </w:r>
+      <w:r>
+        <w:t xml:space="preserve">continued</w:t>
+      </w:r>
+      <w:r>
+        <w:t xml:space="preserve"> </w:t>
+      </w:r>
+      <w:r>
+        <w:t xml:space="preserve">damage</w:t>
+      </w:r>
+      <w:r>
+        <w:t xml:space="preserve"> </w:t>
+      </w:r>
+      <w:r>
+        <w:t xml:space="preserve">to</w:t>
+      </w:r>
+      <w:r>
+        <w:t xml:space="preserve"> </w:t>
+      </w:r>
+      <w:r>
+        <w:t xml:space="preserve">my</w:t>
+      </w:r>
+      <w:r>
+        <w:t xml:space="preserve"> </w:t>
+      </w:r>
+      <w:r>
+        <w:t xml:space="preserve">creditworthiness</w:t>
+      </w:r>
+      <w:r>
+        <w:t xml:space="preserve"> </w:t>
+      </w:r>
+      <w:r>
+        <w:t xml:space="preserve">and</w:t>
+      </w:r>
+      <w:r>
+        <w:t xml:space="preserve"> </w:t>
+      </w:r>
+      <w:r>
+        <w:t xml:space="preserve">the</w:t>
+      </w:r>
+      <w:r>
+        <w:t xml:space="preserve"> </w:t>
+      </w:r>
+      <w:r>
+        <w:t xml:space="preserve">need</w:t>
+      </w:r>
+      <w:r>
+        <w:t xml:space="preserve"> </w:t>
+      </w:r>
+      <w:r>
+        <w:t xml:space="preserve">to</w:t>
+      </w:r>
+      <w:r>
+        <w:t xml:space="preserve"> </w:t>
+      </w:r>
+      <w:r>
+        <w:t xml:space="preserve">pursue</w:t>
+      </w:r>
+      <w:r>
+        <w:t xml:space="preserve"> </w:t>
+      </w:r>
+      <w:r>
+        <w:t xml:space="preserve">litigation</w:t>
+      </w:r>
+      <w:r>
+        <w:t xml:space="preserve"> </w:t>
+      </w:r>
+      <w:r>
+        <w:t xml:space="preserve">after</w:t>
+      </w:r>
+      <w:r>
+        <w:t xml:space="preserve"> </w:t>
+      </w:r>
+      <w:r>
+        <w:t xml:space="preserve">unsuccessful</w:t>
+      </w:r>
+      <w:r>
+        <w:t xml:space="preserve"> </w:t>
+      </w:r>
+      <w:r>
+        <w:t xml:space="preserve">attempts</w:t>
+      </w:r>
+      <w:r>
+        <w:t xml:space="preserve"> </w:t>
+      </w:r>
+      <w:r>
+        <w:t xml:space="preserve">to</w:t>
+      </w:r>
+      <w:r>
+        <w:t xml:space="preserve"> </w:t>
+      </w:r>
+      <w:r>
+        <w:t xml:space="preserve">resolve</w:t>
+      </w:r>
+      <w:r>
+        <w:t xml:space="preserve"> </w:t>
+      </w:r>
+      <w:r>
+        <w:t xml:space="preserve">the</w:t>
+      </w:r>
+      <w:r>
+        <w:t xml:space="preserve"> </w:t>
+      </w:r>
+      <w:r>
+        <w:t xml:space="preserve">matter</w:t>
+      </w:r>
+      <w:r>
+        <w:t xml:space="preserve"> </w:t>
+      </w:r>
+      <w:r>
+        <w:t xml:space="preserve">through</w:t>
+      </w:r>
+      <w:r>
+        <w:t xml:space="preserve"> </w:t>
+      </w:r>
+      <w:r>
+        <w:t xml:space="preserve">the</w:t>
+      </w:r>
+      <w:r>
+        <w:t xml:space="preserve"> </w:t>
+      </w:r>
+      <w:r>
+        <w:t xml:space="preserve">Defendants,</w:t>
+      </w:r>
+      <w:r>
+        <w:t xml:space="preserve"> </w:t>
+      </w:r>
+      <w:r>
+        <w:t xml:space="preserve">the</w:t>
+      </w:r>
+      <w:r>
+        <w:t xml:space="preserve"> </w:t>
+      </w:r>
+      <w:r>
+        <w:t xml:space="preserve">CFPB,</w:t>
+      </w:r>
+      <w:r>
+        <w:t xml:space="preserve"> </w:t>
+      </w:r>
+      <w:r>
+        <w:t xml:space="preserve">and</w:t>
+      </w:r>
+      <w:r>
+        <w:t xml:space="preserve"> </w:t>
+      </w:r>
+      <w:r>
+        <w:t xml:space="preserve">the</w:t>
+      </w:r>
+      <w:r>
+        <w:t xml:space="preserve"> </w:t>
+      </w:r>
+      <w:r>
+        <w:t xml:space="preserve">South</w:t>
+      </w:r>
+      <w:r>
+        <w:t xml:space="preserve"> </w:t>
+      </w:r>
+      <w:r>
+        <w:t xml:space="preserve">Dakota</w:t>
+      </w:r>
+      <w:r>
+        <w:t xml:space="preserve"> </w:t>
+      </w:r>
+      <w:r>
+        <w:t xml:space="preserve">Attorney</w:t>
+      </w:r>
+      <w:r>
+        <w:t xml:space="preserve"> </w:t>
+      </w:r>
+      <w:r>
+        <w:t xml:space="preserve">General.</w:t>
+      </w:r>
+    </w:p>
+    <w:p>
+      <w:pPr>
+        <w:pStyle w:val="Heading1"/>
+        <w:keepNext/>
+        <w:keepLines/>
+        <w:spacing w:before="240" w:after="0" w:line="276" w:lineRule="exact"/>
+        <w:ind w:left="0" w:firstLine="0"/>
+        <w:jc w:val="center"/>
+      </w:pPr>
+      <w:r>
+        <w:rPr>
+          <w:b/>
+          <w:bCs/>
+        </w:rPr>
+        <w:t xml:space="preserve">V.</w:t>
+      </w:r>
+      <w:r>
+        <w:rPr>
+          <w:b/>
+          <w:bCs/>
+        </w:rPr>
+        <w:t xml:space="preserve"> </w:t>
+      </w:r>
+      <w:r>
+        <w:rPr>
+          <w:b/>
+          <w:bCs/>
+        </w:rPr>
+        <w:t xml:space="preserve">CERTIFICATION</w:t>
+      </w:r>
+      <w:r>
+        <w:rPr>
+          <w:b/>
+          <w:bCs/>
+        </w:rPr>
+        <w:t xml:space="preserve"> </w:t>
+      </w:r>
+      <w:r>
+        <w:rPr>
+          <w:b/>
+          <w:bCs/>
+        </w:rPr>
+        <w:t xml:space="preserve">AND</w:t>
+      </w:r>
+      <w:r>
+        <w:rPr>
+          <w:b/>
+          <w:bCs/>
+        </w:rPr>
+        <w:t xml:space="preserve"> </w:t>
+      </w:r>
+      <w:r>
+        <w:rPr>
+          <w:b/>
+          <w:bCs/>
+        </w:rPr>
+        <w:t xml:space="preserve">CLOSING</w:t>
+      </w:r>
+    </w:p>
     <w:p>
       <w:pPr>
         <w:pStyle w:val="Heading2"/>
+        <w:keepNext/>
+        <w:keepLines/>
+        <w:spacing w:before="240" w:after="0" w:line="276" w:lineRule="exact"/>
+        <w:ind w:left="0" w:firstLine="0"/>
+        <w:jc w:val="left"/>
       </w:pPr>
       <w:r>
-        <w:t xml:space="preserve">A. The Plaintiff</w:t>
-      </w:r>
-    </w:p>
-    <w:tbl>
-      <w:tblPr>
-        <w:tblStyle w:val="Table"/>
-        <w:tblW w:type="auto" w:w="0"/>
-        <w:tblLook w:firstRow="1" w:lastRow="0" w:firstColumn="0" w:lastColumn="0" w:noHBand="0" w:noVBand="0" w:val="0020"/>
-      </w:tblPr>
-      <w:tblGrid>
-        <w:gridCol w:w="3960"/>
-        <w:gridCol w:w="3960"/>
-      </w:tblGrid>
-      <w:tr>
-        <w:trPr>
-          <w:tblHeader w:val="on"/>
-        </w:trPr>
-        <w:tc>
-          <w:tcPr/>
-          <w:p>
-            <w:pPr>
-              <w:pStyle w:val="Compact"/>
-            </w:pPr>
-            <w:r>
-              <w:t xml:space="preserve">Item</w:t>
-            </w:r>
-          </w:p>
-        </w:tc>
-        <w:tc>
-          <w:tcPr/>
-          <w:p>
-            <w:pPr>
-              <w:pStyle w:val="Compact"/>
-            </w:pPr>
-            <w:r>
-              <w:t xml:space="preserve">Plaintiff</w:t>
-            </w:r>
-          </w:p>
-        </w:tc>
-      </w:tr>
-      <w:tr>
-        <w:tc>
-          <w:tcPr/>
-          <w:p>
-            <w:pPr>
-              <w:pStyle w:val="Compact"/>
-            </w:pPr>
-            <w:r>
-              <w:t xml:space="preserve">Name</w:t>
-            </w:r>
-          </w:p>
-        </w:tc>
-        <w:tc>
-          <w:tcPr/>
-          <w:p>
-            <w:pPr>
-              <w:pStyle w:val="Compact"/>
-            </w:pPr>
-            <w:r>
-              <w:t xml:space="preserve">Daniel Everett Knosp</w:t>
-            </w:r>
-          </w:p>
-        </w:tc>
-      </w:tr>
-      <w:tr>
-        <w:tc>
-          <w:tcPr/>
-          <w:p>
-            <w:pPr>
-              <w:pStyle w:val="Compact"/>
-            </w:pPr>
-            <w:r>
-              <w:t xml:space="preserve">Street address</w:t>
-            </w:r>
-          </w:p>
-        </w:tc>
-        <w:tc>
-          <w:tcPr/>
-          <w:p>
-            <w:pPr>
-              <w:pStyle w:val="Compact"/>
-            </w:pPr>
-            <w:r>
-              <w:t xml:space="preserve">[redacted]</w:t>
-            </w:r>
-          </w:p>
-        </w:tc>
-      </w:tr>
-      <w:tr>
-        <w:tc>
-          <w:tcPr/>
-          <w:p>
-            <w:pPr>
-              <w:pStyle w:val="Compact"/>
-            </w:pPr>
-            <w:r>
-              <w:t xml:space="preserve">City and county</w:t>
-            </w:r>
-          </w:p>
-        </w:tc>
-        <w:tc>
-          <w:tcPr/>
-          <w:p>
-            <w:pPr>
-              <w:pStyle w:val="Compact"/>
-            </w:pPr>
-            <w:r>
-              <w:t xml:space="preserve">Summerset, Meade County</w:t>
-            </w:r>
-          </w:p>
-        </w:tc>
-      </w:tr>
-      <w:tr>
-        <w:tc>
-          <w:tcPr/>
-          <w:p>
-            <w:pPr>
-              <w:pStyle w:val="Compact"/>
-            </w:pPr>
-            <w:r>
-              <w:t xml:space="preserve">State and zip code</w:t>
-            </w:r>
-          </w:p>
-        </w:tc>
-        <w:tc>
-          <w:tcPr/>
-          <w:p>
-            <w:pPr>
-              <w:pStyle w:val="Compact"/>
-            </w:pPr>
-            <w:r>
-              <w:t xml:space="preserve">SD 57718</w:t>
-            </w:r>
-          </w:p>
-        </w:tc>
-      </w:tr>
-      <w:tr>
-        <w:tc>
-          <w:tcPr/>
-          <w:p>
-            <w:pPr>
-              <w:pStyle w:val="Compact"/>
-            </w:pPr>
-            <w:r>
-              <w:t xml:space="preserve">Telephone number</w:t>
-            </w:r>
-          </w:p>
-        </w:tc>
-        <w:tc>
-          <w:tcPr/>
-          <w:p>
-            <w:pPr>
-              <w:pStyle w:val="Compact"/>
-            </w:pPr>
-            <w:r>
-              <w:t xml:space="preserve">[redacted]</w:t>
-            </w:r>
-          </w:p>
-        </w:tc>
-      </w:tr>
-      <w:tr>
-        <w:tc>
-          <w:tcPr/>
-          <w:p>
-            <w:pPr>
-              <w:pStyle w:val="Compact"/>
-            </w:pPr>
-            <w:r>
-              <w:t xml:space="preserve">E-mail address</w:t>
-            </w:r>
-          </w:p>
-        </w:tc>
-        <w:tc>
-          <w:tcPr/>
-          <w:p>
-            <w:pPr>
-              <w:pStyle w:val="Compact"/>
-            </w:pPr>
-            <w:r>
-              <w:t xml:space="preserve">[redacted]</w:t>
-            </w:r>
-          </w:p>
-        </w:tc>
-      </w:tr>
-    </w:tbl>
-    <w:bookmarkEnd w:id="20"/>
-    <w:bookmarkStart w:id="21" w:name="b.-the-defendants"/>
-    <w:p>
-      <w:pPr>
-        <w:pStyle w:val="Heading2"/>
-      </w:pPr>
-      <w:r>
-        <w:t xml:space="preserve">B. The Defendants</w:t>
-      </w:r>
-    </w:p>
-    <w:tbl>
-      <w:tblPr>
-        <w:tblStyle w:val="Table"/>
-        <w:tblW w:type="pct" w:w="5000"/>
-        <w:tblLayout w:type="fixed"/>
-        <w:tblLook w:firstRow="1" w:lastRow="0" w:firstColumn="0" w:lastColumn="0" w:noHBand="0" w:noVBand="0" w:val="0020"/>
-      </w:tblPr>
-      <w:tblGrid>
-        <w:gridCol w:w="1980"/>
-        <w:gridCol w:w="1980"/>
-        <w:gridCol w:w="1980"/>
-        <w:gridCol w:w="1980"/>
-      </w:tblGrid>
-      <w:tr>
-        <w:trPr>
-          <w:tblHeader w:val="on"/>
-        </w:trPr>
-        <w:tc>
-          <w:tcPr/>
-          <w:p>
-            <w:pPr>
-              <w:pStyle w:val="Compact"/>
-            </w:pPr>
-            <w:r>
-              <w:t xml:space="preserve">Item</w:t>
-            </w:r>
-          </w:p>
-        </w:tc>
-        <w:tc>
-          <w:tcPr/>
-          <w:p>
-            <w:pPr>
-              <w:pStyle w:val="Compact"/>
-            </w:pPr>
-            <w:r>
-              <w:t xml:space="preserve">Defendant No. 1</w:t>
-            </w:r>
-          </w:p>
-        </w:tc>
-        <w:tc>
-          <w:tcPr/>
-          <w:p>
-            <w:pPr>
-              <w:pStyle w:val="Compact"/>
-            </w:pPr>
-            <w:r>
-              <w:t xml:space="preserve">Defendant No. 2</w:t>
-            </w:r>
-          </w:p>
-        </w:tc>
-        <w:tc>
-          <w:tcPr/>
-          <w:p>
-            <w:pPr>
-              <w:pStyle w:val="Compact"/>
-            </w:pPr>
-            <w:r>
-              <w:t xml:space="preserve">Defendant No. 3</w:t>
-            </w:r>
-          </w:p>
-        </w:tc>
-      </w:tr>
-      <w:tr>
-        <w:tc>
-          <w:tcPr/>
-          <w:p>
-            <w:pPr>
-              <w:pStyle w:val="Compact"/>
-            </w:pPr>
-            <w:r>
-              <w:t xml:space="preserve">Name</w:t>
-            </w:r>
-          </w:p>
-        </w:tc>
-        <w:tc>
-          <w:tcPr/>
-          <w:p>
-            <w:pPr>
-              <w:pStyle w:val="Compact"/>
-            </w:pPr>
-            <w:r>
-              <w:t xml:space="preserve">Equifax Information Services LLC</w:t>
-            </w:r>
-          </w:p>
-        </w:tc>
-        <w:tc>
-          <w:tcPr/>
-          <w:p>
-            <w:pPr>
-              <w:pStyle w:val="Compact"/>
-            </w:pPr>
-            <w:r>
-              <w:t xml:space="preserve">Experian Information Solutions, Inc.</w:t>
-            </w:r>
-          </w:p>
-        </w:tc>
-        <w:tc>
-          <w:tcPr/>
-          <w:p>
-            <w:pPr>
-              <w:pStyle w:val="Compact"/>
-            </w:pPr>
-            <w:r>
-              <w:t xml:space="preserve">TransUnion LLC</w:t>
-            </w:r>
-          </w:p>
-        </w:tc>
-      </w:tr>
-      <w:tr>
-        <w:tc>
-          <w:tcPr/>
-          <w:p>
-            <w:pPr>
-              <w:pStyle w:val="Compact"/>
-            </w:pPr>
-            <w:r>
-              <w:t xml:space="preserve">Job or title</w:t>
-            </w:r>
-          </w:p>
-        </w:tc>
-        <w:tc>
-          <w:tcPr/>
-          <w:p>
-            <w:pPr>
-              <w:pStyle w:val="Compact"/>
-            </w:pPr>
-            <w:r>
-              <w:t xml:space="preserve">Consumer Reporting Agency</w:t>
-            </w:r>
-          </w:p>
-        </w:tc>
-        <w:tc>
-          <w:tcPr/>
-          <w:p>
-            <w:pPr>
-              <w:pStyle w:val="Compact"/>
-            </w:pPr>
-            <w:r>
-              <w:t xml:space="preserve">Consumer Reporting Agency</w:t>
-            </w:r>
-          </w:p>
-        </w:tc>
-        <w:tc>
-          <w:tcPr/>
-          <w:p>
-            <w:pPr>
-              <w:pStyle w:val="Compact"/>
-            </w:pPr>
-            <w:r>
-              <w:t xml:space="preserve">Consumer Reporting Agency</w:t>
-            </w:r>
-          </w:p>
-        </w:tc>
-      </w:tr>
-      <w:tr>
-        <w:tc>
-          <w:tcPr/>
-          <w:p>
-            <w:pPr>
-              <w:pStyle w:val="Compact"/>
-            </w:pPr>
-            <w:r>
-              <w:t xml:space="preserve">Street address</w:t>
-            </w:r>
-          </w:p>
-        </w:tc>
-        <w:tc>
-          <w:tcPr/>
-          <w:p>
-            <w:pPr>
-              <w:pStyle w:val="Compact"/>
-            </w:pPr>
-            <w:r>
-              <w:t xml:space="preserve">c/o Corporation Service Company, 503 S Pierre Street</w:t>
-            </w:r>
-          </w:p>
-        </w:tc>
-        <w:tc>
-          <w:tcPr/>
-          <w:p>
-            <w:pPr>
-              <w:pStyle w:val="Compact"/>
-            </w:pPr>
-            <w:r>
-              <w:t xml:space="preserve">c/o CT Corporation System, 319 S Coteau Street</w:t>
-            </w:r>
-          </w:p>
-        </w:tc>
-        <w:tc>
-          <w:tcPr/>
-          <w:p>
-            <w:pPr>
-              <w:pStyle w:val="Compact"/>
-            </w:pPr>
-            <w:r>
-              <w:t xml:space="preserve">c/o CT Corporation System, 319 S Coteau Street</w:t>
-            </w:r>
-          </w:p>
-        </w:tc>
-      </w:tr>
-      <w:tr>
-        <w:tc>
-          <w:tcPr/>
-          <w:p>
-            <w:pPr>
-              <w:pStyle w:val="Compact"/>
-            </w:pPr>
-            <w:r>
-              <w:t xml:space="preserve">City and county</w:t>
-            </w:r>
-          </w:p>
-        </w:tc>
-        <w:tc>
-          <w:tcPr/>
-          <w:p>
-            <w:pPr>
-              <w:pStyle w:val="Compact"/>
-            </w:pPr>
-            <w:r>
-              <w:t xml:space="preserve">Pierre, Hughes County</w:t>
-            </w:r>
-          </w:p>
-        </w:tc>
-        <w:tc>
-          <w:tcPr/>
-          <w:p>
-            <w:pPr>
-              <w:pStyle w:val="Compact"/>
-            </w:pPr>
-            <w:r>
-              <w:t xml:space="preserve">Pierre, Hughes County</w:t>
-            </w:r>
-          </w:p>
-        </w:tc>
-        <w:tc>
-          <w:tcPr/>
-          <w:p>
-            <w:pPr>
-              <w:pStyle w:val="Compact"/>
-            </w:pPr>
-            <w:r>
-              <w:t xml:space="preserve">Pierre, Hughes County</w:t>
-            </w:r>
-          </w:p>
-        </w:tc>
-      </w:tr>
-      <w:tr>
-        <w:tc>
-          <w:tcPr/>
-          <w:p>
-            <w:pPr>
-              <w:pStyle w:val="Compact"/>
-            </w:pPr>
-            <w:r>
-              <w:t xml:space="preserve">State and zip code</w:t>
-            </w:r>
-          </w:p>
-        </w:tc>
-        <w:tc>
-          <w:tcPr/>
-          <w:p>
-            <w:pPr>
-              <w:pStyle w:val="Compact"/>
-            </w:pPr>
-            <w:r>
-              <w:t xml:space="preserve">SD 57501</w:t>
-            </w:r>
-          </w:p>
-        </w:tc>
-        <w:tc>
-          <w:tcPr/>
-          <w:p>
-            <w:pPr>
-              <w:pStyle w:val="Compact"/>
-            </w:pPr>
-            <w:r>
-              <w:t xml:space="preserve">SD 57501</w:t>
-            </w:r>
-          </w:p>
-        </w:tc>
-        <w:tc>
-          <w:tcPr/>
-          <w:p>
-            <w:pPr>
-              <w:pStyle w:val="Compact"/>
-            </w:pPr>
-            <w:r>
-              <w:t xml:space="preserve">SD 57501</w:t>
-            </w:r>
-          </w:p>
-        </w:tc>
-      </w:tr>
-    </w:tbl>
-    <w:bookmarkEnd w:id="21"/>
-    <w:bookmarkEnd w:id="22"/>
-    <w:bookmarkStart w:id="23" w:name="ii.-basis-for-jurisdiction"/>
-    <w:p>
-      <w:pPr>
-        <w:pStyle w:val="Heading1"/>
-      </w:pPr>
-      <w:r>
-        <w:t xml:space="preserve">II. BASIS FOR JURISDICTION</w:t>
-      </w:r>
-    </w:p>
-    <w:p>
-      <w:pPr>
-        <w:pStyle w:val="FirstParagraph"/>
-      </w:pPr>
-      <w:r>
-        <w:t xml:space="preserve">1.</w:t>
-      </w:r>
-      <w:r>
-        <w:tab/>
-      </w:r>
-      <w:r>
-        <w:t xml:space="preserve">The basis for federal court jurisdiction is a federal question.</w:t>
-      </w:r>
-    </w:p>
-    <w:p>
-      <w:pPr>
-        <w:pStyle w:val="BodyText"/>
-      </w:pPr>
-      <w:r>
-        <w:t xml:space="preserve">2.</w:t>
-      </w:r>
-      <w:r>
-        <w:tab/>
-      </w:r>
-      <w:r>
-        <w:t xml:space="preserve">A. The federal statutes at issue are the Fair Credit Reporting Act, including 15 U.S.C. §§ 1681e(b), 1681i(a), 1681i(a)(2), 1681i(a)(5), 1681i(a)(6), and 1681i(a)(7).</w:t>
-      </w:r>
-    </w:p>
-    <w:bookmarkEnd w:id="23"/>
-    <w:bookmarkStart w:id="24" w:name="iii.-statement-of-claim"/>
-    <w:p>
-      <w:pPr>
-        <w:pStyle w:val="Heading1"/>
-      </w:pPr>
-      <w:r>
-        <w:t xml:space="preserve">III. STATEMENT OF CLAIM</w:t>
-      </w:r>
-    </w:p>
-    <w:p>
-      <w:pPr>
-        <w:pStyle w:val="FirstParagraph"/>
-      </w:pPr>
-      <w:r>
-        <w:t xml:space="preserve">3.</w:t>
-      </w:r>
-      <w:r>
-        <w:tab/>
-      </w:r>
-      <w:r>
-        <w:t xml:space="preserve">I reviewed my consumer reports from Equifax Information Services LLC, Experian Information Solutions, Inc., and TransUnion LLC and found inaccurate and inconsistent information appearing across all three reports. I disputed these inaccuracies through each Defendant’s online dispute portal, but each Defendant failed to conduct a reasonable reinvestigation as required by 15 U.S.C. §§ 1681i(a), 1681i(a)(1), 1681i(a)(2), 1681i(a)(6), and 1681i(a)(7), and failed to follow reasonable procedures to assure maximum possible accuracy under 15 U.S.C. § 1681e(b). Copies of my consumer reports, disputes, and the Defendants’ responses or failures to respond are attached as Exhibits A, B, and C. I also escalated the matter to the Consumer Financial Protection Bureau and the South Dakota Attorney General; both agencies issued written responses showing that the Defendants refused to correct inaccurate information despite administrative intervention, which are attached as Exhibit D. As a result of these failures, inaccurate information remained on my consumer reports, causing denial of credit, damage to my creditworthiness, emotional distress, and other actual harm.</w:t>
-      </w:r>
-    </w:p>
-    <w:bookmarkEnd w:id="24"/>
-    <w:bookmarkStart w:id="25" w:name="iv.-relief"/>
-    <w:p>
-      <w:pPr>
-        <w:pStyle w:val="Heading1"/>
-      </w:pPr>
-      <w:r>
-        <w:t xml:space="preserve">IV. RELIEF</w:t>
-      </w:r>
-    </w:p>
-    <w:p>
-      <w:pPr>
-        <w:pStyle w:val="FirstParagraph"/>
-      </w:pPr>
-      <w:r>
-        <w:t xml:space="preserve">4.</w:t>
-      </w:r>
-      <w:r>
-        <w:tab/>
-      </w:r>
-      <w:r>
-        <w:t xml:space="preserve">I request actual damages under 15 U.S.C. § 1681o, statutory damages under 15 U.S.C. § 1681n, punitive damages where permitted under 15 U.S.C. § 1681n(a)(2), costs of the action, and any other relief the Court deems just and proper. The inaccurate reporting and failed reinvestigations continue to cause ongoing harm, including continued damage to my creditworthiness and the need to pursue litigation after unsuccessful attempts to resolve the matter through the Defendants, the CFPB, and the South Dakota Attorney General.</w:t>
-      </w:r>
-    </w:p>
-    <w:bookmarkEnd w:id="25"/>
-    <w:bookmarkStart w:id="27" w:name="v.-certification-and-closing"/>
-    <w:p>
-      <w:pPr>
-        <w:pStyle w:val="Heading1"/>
-      </w:pPr>
-      <w:r>
-        <w:t xml:space="preserve">V. CERTIFICATION AND CLOSING</w:t>
-      </w:r>
-    </w:p>
-    <w:bookmarkStart w:id="26" w:name="a.-for-parties-without-an-attorney"/>
-    <w:p>
-      <w:pPr>
-        <w:pStyle w:val="Heading2"/>
-      </w:pPr>
-      <w:r>
-        <w:t xml:space="preserve">A. For Parties Without an Attorney</w:t>
-      </w:r>
-    </w:p>
-    <w:p>
-      <w:pPr>
-        <w:pStyle w:val="BodyKeep"/>
-      </w:pPr>
-      <w:r>
-        <w:t xml:space="preserve">I agree to provide the Clerk’s Office with any changes to my address where case-related papers may be served. I understand that my failure to keep a current address on file with the Clerk’s Office may result in the dismissal of my case.</w:t>
+        <w:rPr>
+          <w:b/>
+          <w:bCs/>
+        </w:rPr>
+        <w:t xml:space="preserve">A.</w:t>
+      </w:r>
+      <w:r>
+        <w:rPr>
+          <w:b/>
+          <w:bCs/>
+        </w:rPr>
+        <w:t xml:space="preserve"> </w:t>
+      </w:r>
+      <w:r>
+        <w:rPr>
+          <w:b/>
+          <w:bCs/>
+        </w:rPr>
+        <w:t xml:space="preserve">For</w:t>
+      </w:r>
+      <w:r>
+        <w:rPr>
+          <w:b/>
+          <w:bCs/>
+        </w:rPr>
+        <w:t xml:space="preserve"> </w:t>
+      </w:r>
+      <w:r>
+        <w:rPr>
+          <w:b/>
+          <w:bCs/>
+        </w:rPr>
+        <w:t xml:space="preserve">Parties</w:t>
+      </w:r>
+      <w:r>
+        <w:rPr>
+          <w:b/>
+          <w:bCs/>
+        </w:rPr>
+        <w:t xml:space="preserve"> </w:t>
+      </w:r>
+      <w:r>
+        <w:rPr>
+          <w:b/>
+          <w:bCs/>
+        </w:rPr>
+        <w:t xml:space="preserve">Without</w:t>
+      </w:r>
+      <w:r>
+        <w:rPr>
+          <w:b/>
+          <w:bCs/>
+        </w:rPr>
+        <w:t xml:space="preserve"> </w:t>
+      </w:r>
+      <w:r>
+        <w:rPr>
+          <w:b/>
+          <w:bCs/>
+        </w:rPr>
+        <w:t xml:space="preserve">an</w:t>
+      </w:r>
+      <w:r>
+        <w:rPr>
+          <w:b/>
+          <w:bCs/>
+        </w:rPr>
+        <w:t xml:space="preserve"> </w:t>
+      </w:r>
+      <w:r>
+        <w:rPr>
+          <w:b/>
+          <w:bCs/>
+        </w:rPr>
+        <w:t xml:space="preserve">Attorney</w:t>
       </w:r>
     </w:p>
     <w:p>
       <w:pPr>
         <w:keepNext/>
-        <w:spacing w:before="0" w:after="0" w:line="480" w:lineRule="exact"/>
+        <w:keepLines/>
+        <w:spacing w:before="240" w:after="552" w:line="552" w:lineRule="exact"/>
+        <w:ind w:left="0" w:firstLine="720"/>
+        <w:jc w:val="left"/>
       </w:pPr>
+      <w:r>
+        <w:t xml:space="preserve">I</w:t>
+      </w:r>
+      <w:r>
+        <w:t xml:space="preserve"> </w:t>
+      </w:r>
+      <w:r>
+        <w:t xml:space="preserve">agree</w:t>
+      </w:r>
+      <w:r>
+        <w:t xml:space="preserve"> </w:t>
+      </w:r>
+      <w:r>
+        <w:t xml:space="preserve">to</w:t>
+      </w:r>
+      <w:r>
+        <w:t xml:space="preserve"> </w:t>
+      </w:r>
+      <w:r>
+        <w:t xml:space="preserve">provide</w:t>
+      </w:r>
+      <w:r>
+        <w:t xml:space="preserve"> </w:t>
+      </w:r>
+      <w:r>
+        <w:t xml:space="preserve">the</w:t>
+      </w:r>
+      <w:r>
+        <w:t xml:space="preserve"> </w:t>
+      </w:r>
+      <w:r>
+        <w:t xml:space="preserve">Clerk’s</w:t>
+      </w:r>
+      <w:r>
+        <w:t xml:space="preserve"> </w:t>
+      </w:r>
+      <w:r>
+        <w:t xml:space="preserve">Office</w:t>
+      </w:r>
+      <w:r>
+        <w:t xml:space="preserve"> </w:t>
+      </w:r>
+      <w:r>
+        <w:t xml:space="preserve">with</w:t>
+      </w:r>
+      <w:r>
+        <w:t xml:space="preserve"> </w:t>
+      </w:r>
+      <w:r>
+        <w:t xml:space="preserve">any</w:t>
+      </w:r>
+      <w:r>
+        <w:t xml:space="preserve"> </w:t>
+      </w:r>
+      <w:r>
+        <w:t xml:space="preserve">changes</w:t>
+      </w:r>
+      <w:r>
+        <w:t xml:space="preserve"> </w:t>
+      </w:r>
+      <w:r>
+        <w:t xml:space="preserve">to</w:t>
+      </w:r>
+      <w:r>
+        <w:t xml:space="preserve"> </w:t>
+      </w:r>
+      <w:r>
+        <w:t xml:space="preserve">my</w:t>
+      </w:r>
+      <w:r>
+        <w:t xml:space="preserve"> </w:t>
+      </w:r>
+      <w:r>
+        <w:t xml:space="preserve">address</w:t>
+      </w:r>
+      <w:r>
+        <w:t xml:space="preserve"> </w:t>
+      </w:r>
+      <w:r>
+        <w:t xml:space="preserve">where</w:t>
+      </w:r>
+      <w:r>
+        <w:t xml:space="preserve"> </w:t>
+      </w:r>
+      <w:r>
+        <w:t xml:space="preserve">case-related</w:t>
+      </w:r>
+      <w:r>
+        <w:t xml:space="preserve"> </w:t>
+      </w:r>
+      <w:r>
+        <w:t xml:space="preserve">papers</w:t>
+      </w:r>
+      <w:r>
+        <w:t xml:space="preserve"> </w:t>
+      </w:r>
+      <w:r>
+        <w:t xml:space="preserve">may</w:t>
+      </w:r>
+      <w:r>
+        <w:t xml:space="preserve"> </w:t>
+      </w:r>
+      <w:r>
+        <w:t xml:space="preserve">be</w:t>
+      </w:r>
+      <w:r>
+        <w:t xml:space="preserve"> </w:t>
+      </w:r>
+      <w:r>
+        <w:t xml:space="preserve">served.</w:t>
+      </w:r>
+      <w:r>
+        <w:t xml:space="preserve"> </w:t>
+      </w:r>
+      <w:r>
+        <w:t xml:space="preserve">I</w:t>
+      </w:r>
+      <w:r>
+        <w:t xml:space="preserve"> </w:t>
+      </w:r>
+      <w:r>
+        <w:t xml:space="preserve">understand</w:t>
+      </w:r>
+      <w:r>
+        <w:t xml:space="preserve"> </w:t>
+      </w:r>
+      <w:r>
+        <w:t xml:space="preserve">that</w:t>
+      </w:r>
+      <w:r>
+        <w:t xml:space="preserve"> </w:t>
+      </w:r>
+      <w:r>
+        <w:t xml:space="preserve">my</w:t>
+      </w:r>
+      <w:r>
+        <w:t xml:space="preserve"> </w:t>
+      </w:r>
+      <w:r>
+        <w:t xml:space="preserve">failure</w:t>
+      </w:r>
+      <w:r>
+        <w:t xml:space="preserve"> </w:t>
+      </w:r>
+      <w:r>
+        <w:t xml:space="preserve">to</w:t>
+      </w:r>
+      <w:r>
+        <w:t xml:space="preserve"> </w:t>
+      </w:r>
+      <w:r>
+        <w:t xml:space="preserve">keep</w:t>
+      </w:r>
+      <w:r>
+        <w:t xml:space="preserve"> </w:t>
+      </w:r>
+      <w:r>
+        <w:t xml:space="preserve">a</w:t>
+      </w:r>
+      <w:r>
+        <w:t xml:space="preserve"> </w:t>
+      </w:r>
+      <w:r>
+        <w:t xml:space="preserve">current</w:t>
+      </w:r>
+      <w:r>
+        <w:t xml:space="preserve"> </w:t>
+      </w:r>
+      <w:r>
+        <w:t xml:space="preserve">address</w:t>
+      </w:r>
+      <w:r>
+        <w:t xml:space="preserve"> </w:t>
+      </w:r>
+      <w:r>
+        <w:t xml:space="preserve">on</w:t>
+      </w:r>
+      <w:r>
+        <w:t xml:space="preserve"> </w:t>
+      </w:r>
+      <w:r>
+        <w:t xml:space="preserve">file</w:t>
+      </w:r>
+      <w:r>
+        <w:t xml:space="preserve"> </w:t>
+      </w:r>
+      <w:r>
+        <w:t xml:space="preserve">with</w:t>
+      </w:r>
+      <w:r>
+        <w:t xml:space="preserve"> </w:t>
+      </w:r>
+      <w:r>
+        <w:t xml:space="preserve">the</w:t>
+      </w:r>
+      <w:r>
+        <w:t xml:space="preserve"> </w:t>
+      </w:r>
+      <w:r>
+        <w:t xml:space="preserve">Clerk’s</w:t>
+      </w:r>
+      <w:r>
+        <w:t xml:space="preserve"> </w:t>
+      </w:r>
+      <w:r>
+        <w:t xml:space="preserve">Office</w:t>
+      </w:r>
+      <w:r>
+        <w:t xml:space="preserve"> </w:t>
+      </w:r>
+      <w:r>
+        <w:t xml:space="preserve">may</w:t>
+      </w:r>
+      <w:r>
+        <w:t xml:space="preserve"> </w:t>
+      </w:r>
+      <w:r>
+        <w:t xml:space="preserve">result</w:t>
+      </w:r>
+      <w:r>
+        <w:t xml:space="preserve"> </w:t>
+      </w:r>
+      <w:r>
+        <w:t xml:space="preserve">in</w:t>
+      </w:r>
+      <w:r>
+        <w:t xml:space="preserve"> </w:t>
+      </w:r>
+      <w:r>
+        <w:t xml:space="preserve">the</w:t>
+      </w:r>
+      <w:r>
+        <w:t xml:space="preserve"> </w:t>
+      </w:r>
+      <w:r>
+        <w:t xml:space="preserve">dismissal</w:t>
+      </w:r>
+      <w:r>
+        <w:t xml:space="preserve"> </w:t>
+      </w:r>
+      <w:r>
+        <w:t xml:space="preserve">of</w:t>
+      </w:r>
+      <w:r>
+        <w:t xml:space="preserve"> </w:t>
+      </w:r>
+      <w:r>
+        <w:t xml:space="preserve">my</w:t>
+      </w:r>
+      <w:r>
+        <w:t xml:space="preserve"> </w:t>
+      </w:r>
+      <w:r>
+        <w:t xml:space="preserve">case.</w:t>
+      </w:r>
     </w:p>
     <w:tbl>
       <w:tblPr>
@@ -947,15 +3884,16 @@
         </w:tblBorders>
         <w:tblLayout w:type="fixed"/>
         <w:tblCellMar>
+          <w:top w:w="0" w:type="dxa"/>
           <w:left w:w="0" w:type="dxa"/>
+          <w:bottom w:w="0" w:type="dxa"/>
           <w:right w:w="0" w:type="dxa"/>
         </w:tblCellMar>
-        <w:tblLook w:val="0000" w:firstRow="0" w:lastRow="0" w:firstColumn="0" w:lastColumn="0" w:noHBand="1" w:noVBand="1"/>
+        <w:tblLook w:val="0000" w:firstRow="0" w:lastRow="0" w:firstColumn="0" w:lastColumn="0" w:noHBand="0" w:noVBand="0"/>
       </w:tblPr>
       <w:tblGrid>
         <w:gridCol w:w="3744"/>
-        <w:gridCol w:w="288"/>
-        <w:gridCol w:w="5328"/>
+        <w:gridCol w:w="5616"/>
       </w:tblGrid>
       <w:tr>
         <w:trPr>
@@ -967,54 +3905,52 @@
           </w:tcPr>
           <w:p>
             <w:pPr>
-              <w:pStyle w:val="Single"/>
-              <w:keepNext/>
-            </w:pPr>
-            <w:r>
-              <w:t xml:space="preserve">Dated: July 21, 2026</w:t>
+              <w:spacing w:before="0" w:after="0" w:line="276" w:lineRule="exact"/>
+              <w:ind w:left="0" w:firstLine="0"/>
+              <w:jc w:val="left"/>
+            </w:pPr>
+            <w:r>
+              <w:t xml:space="preserve">Dated: </w:t>
+            </w:r>
+            <w:r>
+              <w:t xml:space="preserve">July</w:t>
+            </w:r>
+            <w:r>
+              <w:t xml:space="preserve"> </w:t>
+            </w:r>
+            <w:r>
+              <w:t xml:space="preserve">21,</w:t>
+            </w:r>
+            <w:r>
+              <w:t xml:space="preserve"> </w:t>
+            </w:r>
+            <w:r>
+              <w:t xml:space="preserve">2026</w:t>
             </w:r>
           </w:p>
         </w:tc>
         <w:tc>
           <w:tcPr>
-            <w:tcW w:w="288" w:type="dxa"/>
+            <w:tcW w:w="5616" w:type="dxa"/>
+            <w:tcMar>
+              <w:left w:w="288" w:type="dxa"/>
+            </w:tcMar>
           </w:tcPr>
           <w:p>
             <w:pPr>
-              <w:pStyle w:val="Single"/>
-              <w:keepNext/>
-            </w:pPr>
-          </w:p>
-        </w:tc>
-        <w:tc>
-          <w:tcPr>
-            <w:tcW w:w="5328" w:type="dxa"/>
-          </w:tcPr>
-          <w:p>
-            <w:pPr>
-              <w:spacing w:before="0" w:after="0" w:line="480" w:lineRule="exact"/>
-            </w:pPr>
-          </w:p>
-          <w:p>
-            <w:pPr>
-              <w:keepNext/>
               <w:pBdr>
-                <w:bottom w:val="single" w:sz="4" w:space="1" w:color="000000"/>
+                <w:bottom w:val="single" w:sz="4" w:space="0" w:color="000000"/>
               </w:pBdr>
-              <w:spacing w:before="0" w:after="0" w:line="240" w:lineRule="exact"/>
-              <w:ind w:right="720"/>
-            </w:pPr>
-          </w:p>
-          <w:p>
-            <w:pPr>
-              <w:keepNext/>
-              <w:spacing w:before="0" w:after="0" w:line="80" w:lineRule="exact"/>
-            </w:pPr>
-          </w:p>
-          <w:p>
-            <w:pPr>
-              <w:pStyle w:val="Single"/>
-              <w:keepNext/>
+              <w:spacing w:before="0" w:after="0" w:line="276" w:lineRule="exact"/>
+              <w:ind w:left="0" w:right="720" w:firstLine="0"/>
+              <w:jc w:val="left"/>
+            </w:pPr>
+          </w:p>
+          <w:p>
+            <w:pPr>
+              <w:spacing w:before="80" w:after="0" w:line="276" w:lineRule="exact"/>
+              <w:ind w:left="0" w:firstLine="0"/>
+              <w:jc w:val="left"/>
             </w:pPr>
             <w:r>
               <w:t xml:space="preserve">Daniel</w:t>
@@ -1034,8 +3970,9 @@
           </w:p>
           <w:p>
             <w:pPr>
-              <w:pStyle w:val="Single"/>
-              <w:keepNext/>
+              <w:spacing w:before="0" w:after="0" w:line="276" w:lineRule="exact"/>
+              <w:ind w:left="0" w:firstLine="0"/>
+              <w:jc w:val="left"/>
             </w:pPr>
             <w:r>
               <w:t xml:space="preserve">Plaintiff, without counsel</w:t>
@@ -1043,8 +3980,9 @@
           </w:p>
           <w:p>
             <w:pPr>
-              <w:pStyle w:val="Single"/>
-              <w:keepNext/>
+              <w:spacing w:before="0" w:after="0" w:line="276" w:lineRule="exact"/>
+              <w:ind w:left="0" w:firstLine="0"/>
+              <w:jc w:val="left"/>
             </w:pPr>
             <w:r>
               <w:t xml:space="preserve">[street</w:t>
@@ -1064,8 +4002,9 @@
           </w:p>
           <w:p>
             <w:pPr>
-              <w:pStyle w:val="Single"/>
-              <w:keepNext/>
+              <w:spacing w:before="0" w:after="0" w:line="276" w:lineRule="exact"/>
+              <w:ind w:left="0" w:firstLine="0"/>
+              <w:jc w:val="left"/>
             </w:pPr>
             <w:r>
               <w:t xml:space="preserve">Summerset,</w:t>
@@ -1085,8 +4024,9 @@
           </w:p>
           <w:p>
             <w:pPr>
-              <w:pStyle w:val="Single"/>
-              <w:keepNext/>
+              <w:spacing w:before="0" w:after="0" w:line="276" w:lineRule="exact"/>
+              <w:ind w:left="0" w:firstLine="0"/>
+              <w:jc w:val="left"/>
             </w:pPr>
             <w:r>
               <w:t xml:space="preserve">[telephone</w:t>
@@ -1100,8 +4040,9 @@
           </w:p>
           <w:p>
             <w:pPr>
-              <w:pStyle w:val="Single"/>
-              <w:keepNext/>
+              <w:spacing w:before="0" w:after="0" w:line="276" w:lineRule="exact"/>
+              <w:ind w:left="0" w:firstLine="0"/>
+              <w:jc w:val="left"/>
             </w:pPr>
             <w:r>
               <w:t xml:space="preserve">[e-mail</w:t>
@@ -1116,15 +4057,10 @@
         </w:tc>
       </w:tr>
     </w:tbl>
-    <w:bookmarkEnd w:id="26"/>
-    <w:bookmarkEnd w:id="27"/>
     <w:sectPr>
-      <w:footerReference r:id="rId9" w:type="default"/>
-      <w:footnotePr>
-        <w:numRestart w:val="eachSect"/>
-      </w:footnotePr>
-      <w:pgSz w:h="15840" w:w="12240"/>
-      <w:pgMar w:bottom="1440" w:footer="1200" w:gutter="0" w:header="720" w:left="1440" w:right="1440" w:top="1440"/>
+      <w:footerReference w:type="default" r:id="rIdFooter1"/>
+      <w:pgSz w:w="12240" w:h="15840"/>
+      <w:pgMar w:top="1440" w:right="1440" w:bottom="1440" w:left="1440" w:header="720" w:footer="735" w:gutter="0"/>
     </w:sectPr>
   </w:body>
 </w:document>
@@ -1138,43 +4074,21 @@
 <w:ftr xmlns:w="http://schemas.openxmlformats.org/wordprocessingml/2006/main" xmlns:r="http://schemas.openxmlformats.org/officeDocument/2006/relationships">
   <w:p>
     <w:pPr>
-      <w:spacing w:before="0" w:after="0" w:line="240" w:lineRule="exact"/>
-      <w:ind w:firstLine="0"/>
       <w:jc w:val="center"/>
     </w:pPr>
     <w:r>
-      <w:rPr>
-        <w:sz w:val="24"/>
-        <w:szCs w:val="24"/>
-      </w:rPr>
       <w:fldChar w:fldCharType="begin"/>
     </w:r>
     <w:r>
-      <w:rPr>
-        <w:sz w:val="24"/>
-        <w:szCs w:val="24"/>
-      </w:rPr>
       <w:instrText xml:space="preserve"> PAGE </w:instrText>
     </w:r>
     <w:r>
-      <w:rPr>
-        <w:sz w:val="24"/>
-        <w:szCs w:val="24"/>
-      </w:rPr>
       <w:fldChar w:fldCharType="separate"/>
     </w:r>
     <w:r>
-      <w:rPr>
-        <w:sz w:val="24"/>
-        <w:szCs w:val="24"/>
-      </w:rPr>
       <w:t>1</w:t>
     </w:r>
     <w:r>
-      <w:rPr>
-        <w:sz w:val="24"/>
-        <w:szCs w:val="24"/>
-      </w:rPr>
       <w:fldChar w:fldCharType="end"/>
     </w:r>
   </w:p>
@@ -1289,60 +4203,49 @@
   <w:docDefaults>
     <w:rPrDefault>
       <w:rPr>
-        <w:rFonts w:ascii="EB Garamond" w:cs="EB Garamond" w:eastAsia="EB Garamond" w:hAnsi="EB Garamond"/>
+        <w:rFonts w:ascii="Times New Roman" w:hAnsi="Times New Roman" w:eastAsia="Times New Roman" w:cs="Times New Roman"/>
         <w:sz w:val="24"/>
         <w:szCs w:val="24"/>
-        <w:lang w:bidi="ar-SA" w:eastAsia="en-US" w:val="en-US"/>
+        <w:lang w:val="en-US" w:eastAsia="zh-CN" w:bidi="ar-SA"/>
       </w:rPr>
     </w:rPrDefault>
     <w:pPrDefault>
       <w:pPr>
-        <w:spacing w:after="0" w:before="0" w:line="240" w:lineRule="auto"/>
+        <w:widowControl/>
+        <w:spacing w:after="0"/>
       </w:pPr>
     </w:pPrDefault>
   </w:docDefaults>
-  <w:latentStyles w:count="276" w:defLockedState="0" w:defQFormat="0" w:defSemiHidden="0" w:defUIPriority="0" w:defUnhideWhenUsed="0"/>
-  <w:style w:default="1" w:styleId="Normal" w:type="paragraph">
+  <w:latentStyles w:defLockedState="0" w:defUIPriority="0" w:defSemiHidden="0" w:defUnhideWhenUsed="0" w:defQFormat="0" w:count="276"/>
+  <w:style w:type="paragraph" w:default="1" w:styleId="Normal">
     <w:name w:val="Normal"/>
     <w:qFormat/>
-    <w:pPr>
-      <w:spacing w:after="0" w:before="0" w:line="240" w:lineRule="auto"/>
-      <w:ind w:firstLine="0"/>
-      <w:jc w:val="left"/>
-    </w:pPr>
-    <w:rPr>
-      <w:sz w:val="24"/>
-      <w:szCs w:val="24"/>
-    </w:rPr>
-  </w:style>
-  <w:style w:styleId="BodyText" w:type="paragraph">
+  </w:style>
+  <w:style w:type="paragraph" w:styleId="BodyText">
     <w:name w:val="Body Text"/>
     <w:basedOn w:val="Normal"/>
+    <w:link w:val="BodyTextChar"/>
     <w:qFormat/>
     <w:pPr>
-      <w:tabs>
-        <w:tab w:pos="1354" w:val="left"/>
-      </w:tabs>
-      <w:spacing w:after="0" w:before="0" w:line="480" w:lineRule="exact"/>
+      <w:spacing w:before="0" w:after="0" w:line="552" w:lineRule="exact"/>
       <w:ind w:firstLine="720"/>
     </w:pPr>
   </w:style>
-  <w:style w:styleId="FirstParagraph" w:type="paragraph">
+  <w:style w:type="paragraph" w:customStyle="1" w:styleId="FirstParagraph">
     <w:name w:val="First Paragraph"/>
     <w:basedOn w:val="BodyText"/>
     <w:next w:val="BodyText"/>
     <w:qFormat/>
   </w:style>
-  <w:style w:customStyle="1" w:styleId="Compact" w:type="paragraph">
+  <w:style w:type="paragraph" w:customStyle="1" w:styleId="Compact">
     <w:name w:val="Compact"/>
-    <w:basedOn w:val="Normal"/>
+    <w:basedOn w:val="BodyText"/>
     <w:qFormat/>
     <w:pPr>
-      <w:spacing w:after="0" w:before="0" w:line="240" w:lineRule="auto"/>
-      <w:ind w:firstLine="0"/>
+      <w:spacing w:before="36" w:after="36"/>
     </w:pPr>
   </w:style>
-  <w:style w:styleId="Title" w:type="paragraph">
+  <w:style w:type="paragraph" w:styleId="Title">
     <w:name w:val="Title"/>
     <w:basedOn w:val="Normal"/>
     <w:next w:val="BodyText"/>
@@ -1356,24 +4259,24 @@
       <w:jc w:val="center"/>
     </w:pPr>
     <w:rPr>
-      <w:rFonts w:ascii="EB Garamond" w:cs="EB Garamond" w:eastAsia="EB Garamond" w:hAnsi="EB Garamond"/>
+      <w:rFonts w:asciiTheme="majorHAnsi" w:eastAsiaTheme="majorEastAsia" w:hAnsiTheme="majorHAnsi" w:cstheme="majorBidi"/>
       <w:sz w:val="56"/>
       <w:szCs w:val="56"/>
     </w:rPr>
   </w:style>
-  <w:style w:customStyle="1" w:styleId="TitleChar" w:type="character">
+  <w:style w:type="character" w:customStyle="1" w:styleId="TitleChar">
     <w:name w:val="Title Char"/>
     <w:basedOn w:val="DefaultParagraphFont"/>
     <w:link w:val="Title"/>
     <w:uiPriority w:val="10"/>
     <w:rsid w:val="00A10FD9"/>
     <w:rPr>
-      <w:rFonts w:ascii="EB Garamond" w:cs="EB Garamond" w:eastAsia="EB Garamond" w:hAnsi="EB Garamond"/>
+      <w:rFonts w:asciiTheme="majorHAnsi" w:eastAsiaTheme="majorEastAsia" w:hAnsiTheme="majorHAnsi" w:cstheme="majorBidi"/>
       <w:sz w:val="56"/>
       <w:szCs w:val="56"/>
     </w:rPr>
   </w:style>
-  <w:style w:styleId="Subtitle" w:type="paragraph">
+  <w:style w:type="paragraph" w:styleId="Subtitle">
     <w:name w:val="Subtitle"/>
     <w:basedOn w:val="Title"/>
     <w:next w:val="BodyText"/>
@@ -1387,26 +4290,27 @@
       </w:numPr>
     </w:pPr>
     <w:rPr>
-      <w:rFonts w:ascii="EB Garamond" w:cs="EB Garamond" w:eastAsia="EB Garamond" w:hAnsi="EB Garamond"/>
+      <w:rFonts w:eastAsiaTheme="majorEastAsia" w:cstheme="majorBidi"/>
       <w:spacing w:val="15"/>
       <w:sz w:val="28"/>
       <w:szCs w:val="28"/>
     </w:rPr>
   </w:style>
-  <w:style w:customStyle="1" w:styleId="SubtitleChar" w:type="character">
+  <w:style w:type="character" w:customStyle="1" w:styleId="SubtitleChar">
     <w:name w:val="Subtitle Char"/>
     <w:basedOn w:val="DefaultParagraphFont"/>
     <w:link w:val="Subtitle"/>
     <w:uiPriority w:val="11"/>
     <w:rsid w:val="00A10FD9"/>
     <w:rPr>
-      <w:rFonts w:ascii="EB Garamond" w:cs="EB Garamond" w:eastAsia="EB Garamond" w:hAnsi="EB Garamond"/>
+      <w:rFonts w:eastAsiaTheme="majorEastAsia" w:cstheme="majorBidi"/>
+      <w:color w:val="595959" w:themeColor="text1" w:themeTint="A6"/>
       <w:spacing w:val="15"/>
       <w:sz w:val="28"/>
       <w:szCs w:val="28"/>
     </w:rPr>
   </w:style>
-  <w:style w:customStyle="1" w:styleId="Author" w:type="paragraph">
+  <w:style w:type="paragraph" w:customStyle="1" w:styleId="Author">
     <w:name w:val="Author"/>
     <w:basedOn w:val="Title"/>
     <w:next w:val="BodyText"/>
@@ -1420,7 +4324,7 @@
       <w:szCs w:val="24"/>
     </w:rPr>
   </w:style>
-  <w:style w:styleId="Date" w:type="paragraph">
+  <w:style w:type="paragraph" w:styleId="Date">
     <w:name w:val="Date"/>
     <w:basedOn w:val="Title"/>
     <w:next w:val="BodyText"/>
@@ -1434,7 +4338,7 @@
       <w:szCs w:val="24"/>
     </w:rPr>
   </w:style>
-  <w:style w:customStyle="1" w:styleId="AbstractTitle" w:type="paragraph">
+  <w:style w:type="paragraph" w:customStyle="1" w:styleId="AbstractTitle">
     <w:name w:val="Abstract Title"/>
     <w:basedOn w:val="Normal"/>
     <w:next w:val="Abstract"/>
@@ -1442,7 +4346,7 @@
     <w:pPr>
       <w:keepNext/>
       <w:keepLines/>
-      <w:spacing w:after="0" w:before="300"/>
+      <w:spacing w:before="300" w:after="0"/>
       <w:jc w:val="center"/>
     </w:pPr>
     <w:rPr>
@@ -1451,7 +4355,7 @@
       <w:szCs w:val="20"/>
     </w:rPr>
   </w:style>
-  <w:style w:customStyle="1" w:styleId="Abstract" w:type="paragraph">
+  <w:style w:type="paragraph" w:customStyle="1" w:styleId="Abstract">
     <w:name w:val="Abstract"/>
     <w:basedOn w:val="Normal"/>
     <w:next w:val="BodyText"/>
@@ -1459,14 +4363,14 @@
     <w:pPr>
       <w:keepNext/>
       <w:keepLines/>
-      <w:spacing w:after="300" w:before="100"/>
+      <w:spacing w:before="100" w:after="300"/>
     </w:pPr>
     <w:rPr>
       <w:sz w:val="20"/>
       <w:szCs w:val="20"/>
     </w:rPr>
   </w:style>
-  <w:style w:styleId="Bibliography" w:type="paragraph">
+  <w:style w:type="paragraph" w:styleId="Bibliography">
     <w:name w:val="Bibliography"/>
     <w:basedOn w:val="Normal"/>
     <w:next w:val="Bibliography"/>
@@ -1474,66 +4378,85 @@
     <w:pPr/>
     <w:rPr/>
   </w:style>
-  <w:style w:styleId="Heading1" w:type="paragraph">
+  <w:style w:type="paragraph" w:styleId="Heading1">
     <w:name w:val="heading 1"/>
     <w:basedOn w:val="Normal"/>
     <w:next w:val="BodyText"/>
+    <w:link w:val="Heading1Char"/>
     <w:uiPriority w:val="9"/>
     <w:qFormat/>
+    <w:rsid w:val="00A10FD9"/>
     <w:pPr>
       <w:keepNext/>
       <w:keepLines/>
-      <w:spacing w:after="240" w:before="240" w:line="240" w:lineRule="auto"/>
+      <w:spacing w:before="240" w:after="240" w:line="276" w:lineRule="exact"/>
       <w:ind w:firstLine="0"/>
       <w:jc w:val="center"/>
       <w:outlineLvl w:val="0"/>
     </w:pPr>
     <w:rPr>
+      <w:rFonts w:ascii="Times New Roman" w:hAnsi="Times New Roman" w:eastAsia="Times New Roman" w:cs="Times New Roman"/>
       <w:b/>
       <w:bCs/>
-    </w:rPr>
-  </w:style>
-  <w:style w:styleId="Heading2" w:type="paragraph">
+      <w:caps/>
+      <w:color w:val="000000"/>
+      <w:sz w:val="24"/>
+      <w:szCs w:val="24"/>
+    </w:rPr>
+  </w:style>
+  <w:style w:type="paragraph" w:styleId="Heading2">
     <w:name w:val="heading 2"/>
     <w:basedOn w:val="Normal"/>
     <w:next w:val="BodyText"/>
+    <w:link w:val="Heading2Char"/>
     <w:uiPriority w:val="9"/>
+    <w:semiHidden/>
+    <w:unhideWhenUsed/>
     <w:qFormat/>
+    <w:rsid w:val="00A10FD9"/>
     <w:pPr>
       <w:keepNext/>
       <w:keepLines/>
-      <w:spacing w:after="240" w:before="240" w:line="240" w:lineRule="auto"/>
+      <w:spacing w:before="240" w:after="240" w:line="276" w:lineRule="exact"/>
       <w:ind w:firstLine="0"/>
-      <w:jc w:val="left"/>
       <w:outlineLvl w:val="1"/>
     </w:pPr>
     <w:rPr>
+      <w:rFonts w:ascii="Times New Roman" w:hAnsi="Times New Roman" w:eastAsia="Times New Roman" w:cs="Times New Roman"/>
       <w:b/>
       <w:bCs/>
-    </w:rPr>
-  </w:style>
-  <w:style w:styleId="Heading3" w:type="paragraph">
+      <w:color w:val="000000"/>
+      <w:sz w:val="24"/>
+      <w:szCs w:val="24"/>
+    </w:rPr>
+  </w:style>
+  <w:style w:type="paragraph" w:styleId="Heading3">
     <w:name w:val="heading 3"/>
     <w:basedOn w:val="Normal"/>
     <w:next w:val="BodyText"/>
+    <w:link w:val="Heading3Char"/>
     <w:uiPriority w:val="9"/>
+    <w:semiHidden/>
+    <w:unhideWhenUsed/>
     <w:qFormat/>
+    <w:rsid w:val="00A10FD9"/>
     <w:pPr>
       <w:keepNext/>
       <w:keepLines/>
-      <w:spacing w:after="240" w:before="240" w:line="240" w:lineRule="auto"/>
+      <w:spacing w:before="240" w:after="240" w:line="276" w:lineRule="exact"/>
       <w:ind w:firstLine="0"/>
-      <w:jc w:val="left"/>
       <w:outlineLvl w:val="2"/>
     </w:pPr>
     <w:rPr>
+      <w:rFonts w:ascii="Times New Roman" w:hAnsi="Times New Roman" w:eastAsia="Times New Roman" w:cs="Times New Roman"/>
       <w:b/>
       <w:bCs/>
-      <w:i/>
-      <w:iCs/>
-    </w:rPr>
-  </w:style>
-  <w:style w:styleId="Heading4" w:type="paragraph">
+      <w:color w:val="000000"/>
+      <w:sz w:val="24"/>
+      <w:szCs w:val="24"/>
+    </w:rPr>
+  </w:style>
+  <w:style w:type="paragraph" w:styleId="Heading4">
     <w:name w:val="heading 4"/>
     <w:basedOn w:val="Normal"/>
     <w:next w:val="BodyText"/>
@@ -1546,16 +4469,21 @@
     <w:pPr>
       <w:keepNext/>
       <w:keepLines/>
-      <w:spacing w:after="40" w:before="80"/>
+      <w:spacing w:before="240" w:after="240" w:line="276" w:lineRule="exact"/>
+      <w:ind w:firstLine="0"/>
       <w:outlineLvl w:val="3"/>
     </w:pPr>
     <w:rPr>
-      <w:rFonts w:ascii="EB Garamond" w:cs="EB Garamond" w:eastAsia="EB Garamond" w:hAnsi="EB Garamond"/>
+      <w:rFonts w:ascii="Times New Roman" w:hAnsi="Times New Roman" w:eastAsia="Times New Roman" w:cs="Times New Roman"/>
+      <w:b/>
+      <w:bCs/>
       <w:i/>
-      <w:iCs/>
-    </w:rPr>
-  </w:style>
-  <w:style w:styleId="Heading5" w:type="paragraph">
+      <w:color w:val="000000"/>
+      <w:sz w:val="24"/>
+      <w:szCs w:val="24"/>
+    </w:rPr>
+  </w:style>
+  <w:style w:type="paragraph" w:styleId="Heading5">
     <w:name w:val="heading 5"/>
     <w:basedOn w:val="Normal"/>
     <w:next w:val="BodyText"/>
@@ -1568,14 +4496,21 @@
     <w:pPr>
       <w:keepNext/>
       <w:keepLines/>
-      <w:spacing w:after="40" w:before="80"/>
+      <w:spacing w:before="240" w:after="240" w:line="276" w:lineRule="exact"/>
+      <w:ind w:firstLine="0"/>
       <w:outlineLvl w:val="4"/>
     </w:pPr>
     <w:rPr>
-      <w:rFonts w:ascii="EB Garamond" w:cs="EB Garamond" w:eastAsia="EB Garamond" w:hAnsi="EB Garamond"/>
-    </w:rPr>
-  </w:style>
-  <w:style w:styleId="Heading6" w:type="paragraph">
+      <w:rFonts w:ascii="Times New Roman" w:hAnsi="Times New Roman" w:eastAsia="Times New Roman" w:cs="Times New Roman"/>
+      <w:b/>
+      <w:bCs/>
+      <w:i/>
+      <w:color w:val="000000"/>
+      <w:sz w:val="24"/>
+      <w:szCs w:val="24"/>
+    </w:rPr>
+  </w:style>
+  <w:style w:type="paragraph" w:styleId="Heading6">
     <w:name w:val="heading 6"/>
     <w:basedOn w:val="Normal"/>
     <w:next w:val="BodyText"/>
@@ -1588,16 +4523,17 @@
     <w:pPr>
       <w:keepNext/>
       <w:keepLines/>
-      <w:spacing w:after="0" w:before="40"/>
+      <w:spacing w:before="40" w:after="0"/>
       <w:outlineLvl w:val="5"/>
     </w:pPr>
     <w:rPr>
-      <w:rFonts w:ascii="EB Garamond" w:cs="EB Garamond" w:eastAsia="EB Garamond" w:hAnsi="EB Garamond"/>
+      <w:rFonts w:eastAsiaTheme="majorEastAsia" w:cstheme="majorBidi"/>
       <w:i/>
       <w:iCs/>
-    </w:rPr>
-  </w:style>
-  <w:style w:styleId="Heading7" w:type="paragraph">
+      <w:color w:val="595959" w:themeColor="text1" w:themeTint="A6"/>
+    </w:rPr>
+  </w:style>
+  <w:style w:type="paragraph" w:styleId="Heading7">
     <w:name w:val="heading 7"/>
     <w:basedOn w:val="Normal"/>
     <w:next w:val="BodyText"/>
@@ -1610,14 +4546,15 @@
     <w:pPr>
       <w:keepNext/>
       <w:keepLines/>
-      <w:spacing w:after="0" w:before="40"/>
+      <w:spacing w:before="40" w:after="0"/>
       <w:outlineLvl w:val="6"/>
     </w:pPr>
     <w:rPr>
-      <w:rFonts w:ascii="EB Garamond" w:cs="EB Garamond" w:eastAsia="EB Garamond" w:hAnsi="EB Garamond"/>
-    </w:rPr>
-  </w:style>
-  <w:style w:styleId="Heading8" w:type="paragraph">
+      <w:rFonts w:eastAsiaTheme="majorEastAsia" w:cstheme="majorBidi"/>
+      <w:color w:val="595959" w:themeColor="text1" w:themeTint="A6"/>
+    </w:rPr>
+  </w:style>
+  <w:style w:type="paragraph" w:styleId="Heading8">
     <w:name w:val="heading 8"/>
     <w:basedOn w:val="Normal"/>
     <w:next w:val="BodyText"/>
@@ -1634,12 +4571,13 @@
       <w:outlineLvl w:val="7"/>
     </w:pPr>
     <w:rPr>
-      <w:rFonts w:ascii="EB Garamond" w:cs="EB Garamond" w:eastAsia="EB Garamond" w:hAnsi="EB Garamond"/>
+      <w:rFonts w:eastAsiaTheme="majorEastAsia" w:cstheme="majorBidi"/>
       <w:i/>
       <w:iCs/>
-    </w:rPr>
-  </w:style>
-  <w:style w:styleId="Heading9" w:type="paragraph">
+      <w:color w:val="272727" w:themeColor="text1" w:themeTint="D8"/>
+    </w:rPr>
+  </w:style>
+  <w:style w:type="paragraph" w:styleId="Heading9">
     <w:name w:val="heading 9"/>
     <w:basedOn w:val="Normal"/>
     <w:next w:val="BodyText"/>
@@ -1656,22 +4594,24 @@
       <w:outlineLvl w:val="8"/>
     </w:pPr>
     <w:rPr>
-      <w:rFonts w:ascii="EB Garamond" w:cs="EB Garamond" w:eastAsia="EB Garamond" w:hAnsi="EB Garamond"/>
-    </w:rPr>
-  </w:style>
-  <w:style w:customStyle="1" w:styleId="Heading1Char" w:type="character">
+      <w:rFonts w:eastAsiaTheme="majorEastAsia" w:cstheme="majorBidi"/>
+      <w:color w:val="272727" w:themeColor="text1" w:themeTint="D8"/>
+    </w:rPr>
+  </w:style>
+  <w:style w:type="character" w:customStyle="1" w:styleId="Heading1Char">
     <w:name w:val="Heading 1 Char"/>
     <w:basedOn w:val="DefaultParagraphFont"/>
     <w:link w:val="Heading1"/>
     <w:uiPriority w:val="9"/>
     <w:rsid w:val="00A10FD9"/>
     <w:rPr>
-      <w:rFonts w:ascii="EB Garamond" w:cs="EB Garamond" w:eastAsia="EB Garamond" w:hAnsi="EB Garamond"/>
+      <w:rFonts w:asciiTheme="majorHAnsi" w:eastAsiaTheme="majorEastAsia" w:hAnsiTheme="majorHAnsi" w:cstheme="majorBidi"/>
+      <w:color w:val="0F4761" w:themeColor="accent1" w:themeShade="BF"/>
       <w:sz w:val="40"/>
       <w:szCs w:val="40"/>
     </w:rPr>
   </w:style>
-  <w:style w:customStyle="1" w:styleId="Heading2Char" w:type="character">
+  <w:style w:type="character" w:customStyle="1" w:styleId="Heading2Char">
     <w:name w:val="Heading 2 Char"/>
     <w:basedOn w:val="DefaultParagraphFont"/>
     <w:link w:val="Heading2"/>
@@ -1679,12 +4619,13 @@
     <w:semiHidden/>
     <w:rsid w:val="00A10FD9"/>
     <w:rPr>
-      <w:rFonts w:ascii="EB Garamond" w:cs="EB Garamond" w:eastAsia="EB Garamond" w:hAnsi="EB Garamond"/>
+      <w:rFonts w:asciiTheme="majorHAnsi" w:eastAsiaTheme="majorEastAsia" w:hAnsiTheme="majorHAnsi" w:cstheme="majorBidi"/>
+      <w:color w:val="0F4761" w:themeColor="accent1" w:themeShade="BF"/>
       <w:sz w:val="32"/>
       <w:szCs w:val="32"/>
     </w:rPr>
   </w:style>
-  <w:style w:customStyle="1" w:styleId="Heading3Char" w:type="character">
+  <w:style w:type="character" w:customStyle="1" w:styleId="Heading3Char">
     <w:name w:val="Heading 3 Char"/>
     <w:basedOn w:val="DefaultParagraphFont"/>
     <w:link w:val="Heading3"/>
@@ -1692,12 +4633,13 @@
     <w:semiHidden/>
     <w:rsid w:val="00A10FD9"/>
     <w:rPr>
-      <w:rFonts w:ascii="EB Garamond" w:cs="EB Garamond" w:eastAsia="EB Garamond" w:hAnsi="EB Garamond"/>
+      <w:rFonts w:eastAsiaTheme="majorEastAsia" w:cstheme="majorBidi"/>
+      <w:color w:val="0F4761" w:themeColor="accent1" w:themeShade="BF"/>
       <w:sz w:val="28"/>
       <w:szCs w:val="28"/>
     </w:rPr>
   </w:style>
-  <w:style w:customStyle="1" w:styleId="Heading4Char" w:type="character">
+  <w:style w:type="character" w:customStyle="1" w:styleId="Heading4Char">
     <w:name w:val="Heading 4 Char"/>
     <w:basedOn w:val="DefaultParagraphFont"/>
     <w:link w:val="Heading4"/>
@@ -1705,12 +4647,13 @@
     <w:semiHidden/>
     <w:rsid w:val="00A10FD9"/>
     <w:rPr>
-      <w:rFonts w:ascii="EB Garamond" w:cs="EB Garamond" w:eastAsia="EB Garamond" w:hAnsi="EB Garamond"/>
+      <w:rFonts w:eastAsiaTheme="majorEastAsia" w:cstheme="majorBidi"/>
       <w:i/>
       <w:iCs/>
-    </w:rPr>
-  </w:style>
-  <w:style w:customStyle="1" w:styleId="Heading5Char" w:type="character">
+      <w:color w:val="0F4761" w:themeColor="accent1" w:themeShade="BF"/>
+    </w:rPr>
+  </w:style>
+  <w:style w:type="character" w:customStyle="1" w:styleId="Heading5Char">
     <w:name w:val="Heading 5 Char"/>
     <w:basedOn w:val="DefaultParagraphFont"/>
     <w:link w:val="Heading5"/>
@@ -1718,10 +4661,11 @@
     <w:semiHidden/>
     <w:rsid w:val="00A10FD9"/>
     <w:rPr>
-      <w:rFonts w:ascii="EB Garamond" w:cs="EB Garamond" w:eastAsia="EB Garamond" w:hAnsi="EB Garamond"/>
-    </w:rPr>
-  </w:style>
-  <w:style w:customStyle="1" w:styleId="Heading6Char" w:type="character">
+      <w:rFonts w:eastAsiaTheme="majorEastAsia" w:cstheme="majorBidi"/>
+      <w:color w:val="0F4761" w:themeColor="accent1" w:themeShade="BF"/>
+    </w:rPr>
+  </w:style>
+  <w:style w:type="character" w:customStyle="1" w:styleId="Heading6Char">
     <w:name w:val="Heading 6 Char"/>
     <w:basedOn w:val="DefaultParagraphFont"/>
     <w:link w:val="Heading6"/>
@@ -1729,12 +4673,13 @@
     <w:semiHidden/>
     <w:rsid w:val="00A10FD9"/>
     <w:rPr>
-      <w:rFonts w:ascii="EB Garamond" w:cs="EB Garamond" w:eastAsia="EB Garamond" w:hAnsi="EB Garamond"/>
+      <w:rFonts w:eastAsiaTheme="majorEastAsia" w:cstheme="majorBidi"/>
       <w:i/>
       <w:iCs/>
-    </w:rPr>
-  </w:style>
-  <w:style w:customStyle="1" w:styleId="Heading7Char" w:type="character">
+      <w:color w:val="595959" w:themeColor="text1" w:themeTint="A6"/>
+    </w:rPr>
+  </w:style>
+  <w:style w:type="character" w:customStyle="1" w:styleId="Heading7Char">
     <w:name w:val="Heading 7 Char"/>
     <w:basedOn w:val="DefaultParagraphFont"/>
     <w:link w:val="Heading7"/>
@@ -1742,10 +4687,11 @@
     <w:semiHidden/>
     <w:rsid w:val="00A10FD9"/>
     <w:rPr>
-      <w:rFonts w:ascii="EB Garamond" w:cs="EB Garamond" w:eastAsia="EB Garamond" w:hAnsi="EB Garamond"/>
-    </w:rPr>
-  </w:style>
-  <w:style w:customStyle="1" w:styleId="Heading8Char" w:type="character">
+      <w:rFonts w:eastAsiaTheme="majorEastAsia" w:cstheme="majorBidi"/>
+      <w:color w:val="595959" w:themeColor="text1" w:themeTint="A6"/>
+    </w:rPr>
+  </w:style>
+  <w:style w:type="character" w:customStyle="1" w:styleId="Heading8Char">
     <w:name w:val="Heading 8 Char"/>
     <w:basedOn w:val="DefaultParagraphFont"/>
     <w:link w:val="Heading8"/>
@@ -1753,12 +4699,13 @@
     <w:semiHidden/>
     <w:rsid w:val="00A10FD9"/>
     <w:rPr>
-      <w:rFonts w:ascii="EB Garamond" w:cs="EB Garamond" w:eastAsia="EB Garamond" w:hAnsi="EB Garamond"/>
+      <w:rFonts w:eastAsiaTheme="majorEastAsia" w:cstheme="majorBidi"/>
       <w:i/>
       <w:iCs/>
-    </w:rPr>
-  </w:style>
-  <w:style w:customStyle="1" w:styleId="Heading9Char" w:type="character">
+      <w:color w:val="272727" w:themeColor="text1" w:themeTint="D8"/>
+    </w:rPr>
+  </w:style>
+  <w:style w:type="character" w:customStyle="1" w:styleId="Heading9Char">
     <w:name w:val="Heading 9 Char"/>
     <w:basedOn w:val="DefaultParagraphFont"/>
     <w:link w:val="Heading9"/>
@@ -1766,10 +4713,20 @@
     <w:semiHidden/>
     <w:rsid w:val="00A10FD9"/>
     <w:rPr>
-      <w:rFonts w:ascii="EB Garamond" w:cs="EB Garamond" w:eastAsia="EB Garamond" w:hAnsi="EB Garamond"/>
-    </w:rPr>
-  </w:style>
-  <w:style w:styleId="BlockText" w:type="paragraph">
+      <w:rFonts w:eastAsiaTheme="majorEastAsia" w:cstheme="majorBidi"/>
+      <w:color w:val="272727" w:themeColor="text1" w:themeTint="D8"/>
+    </w:rPr>
+  </w:style>
+  <w:style w:type="paragraph" w:customStyle="1" w:styleId="ListItem">
+    <w:name w:val="List Item"/>
+    <w:basedOn w:val="BodyText"/>
+    <w:qFormat/>
+    <w:pPr>
+      <w:spacing w:before="0" w:after="0" w:line="552" w:lineRule="exact"/>
+      <w:ind w:left="720" w:hanging="720"/>
+    </w:pPr>
+  </w:style>
+  <w:style w:type="paragraph" w:styleId="BlockText">
     <w:name w:val="Block Text"/>
     <w:basedOn w:val="BodyText"/>
     <w:next w:val="BodyText"/>
@@ -1777,26 +4734,27 @@
     <w:unhideWhenUsed/>
     <w:qFormat/>
     <w:pPr>
-      <w:spacing w:after="100" w:before="100"/>
-      <w:ind w:firstLine="0" w:left="480" w:right="480"/>
+      <w:spacing w:before="280" w:after="280" w:line="276" w:lineRule="exact"/>
+      <w:ind w:firstLine="0" w:left="720" w:right="720"/>
     </w:pPr>
   </w:style>
-  <w:style w:styleId="FootnoteText" w:type="paragraph">
+  <w:style w:type="paragraph" w:styleId="FootnoteText">
     <w:name w:val="Footnote Text"/>
     <w:basedOn w:val="Normal"/>
+    <w:next w:val="FootnoteText"/>
     <w:uiPriority w:val="9"/>
     <w:unhideWhenUsed/>
     <w:qFormat/>
     <w:pPr>
-      <w:spacing w:after="0" w:before="0" w:line="240" w:lineRule="auto"/>
-      <w:ind w:firstLine="0"/>
+      <w:keepLines/>
+      <w:spacing w:before="0" w:after="140" w:line="276" w:lineRule="exact"/>
     </w:pPr>
     <w:rPr>
       <w:sz w:val="24"/>
       <w:szCs w:val="24"/>
     </w:rPr>
   </w:style>
-  <w:style w:styleId="FootnoteBlockText" w:type="paragraph">
+  <w:style w:type="paragraph" w:styleId="FootnoteBlockText">
     <w:name w:val="Footnote Block Text"/>
     <w:basedOn w:val="FootnoteText"/>
     <w:next w:val="FootnoteText"/>
@@ -1804,39 +4762,38 @@
     <w:unhideWhenUsed/>
     <w:qFormat/>
     <w:pPr>
-      <w:spacing w:after="100" w:before="100"/>
-      <w:ind w:firstLine="0" w:left="480" w:right="480"/>
+      <w:spacing w:before="280" w:after="280"/>
+      <w:ind w:firstLine="0" w:left="720" w:right="720"/>
     </w:pPr>
   </w:style>
-  <w:style w:default="1" w:styleId="DefaultParagraphFont" w:type="character">
+  <w:style w:type="character" w:default="1" w:styleId="DefaultParagraphFont">
     <w:name w:val="Default Paragraph Font"/>
     <w:semiHidden/>
     <w:unhideWhenUsed/>
   </w:style>
-  <w:style w:default="1" w:styleId="Table" w:type="table">
+  <w:style w:type="table" w:default="1" w:styleId="Table">
     <w:name w:val="Table"/>
-    <w:uiPriority w:val="59"/>
-    <w:pPr>
-      <w:spacing w:after="0" w:before="0" w:line="240" w:lineRule="auto"/>
-    </w:pPr>
+    <w:basedOn w:val="TableNormal"/>
+    <w:qFormat/>
     <w:tblPr>
-      <w:tblBorders>
-        <w:top w:color="000000" w:space="0" w:sz="4" w:val="single"/>
-        <w:left w:color="000000" w:space="0" w:sz="4" w:val="single"/>
-        <w:bottom w:color="000000" w:space="0" w:sz="4" w:val="single"/>
-        <w:right w:color="000000" w:space="0" w:sz="4" w:val="single"/>
-        <w:insideH w:color="000000" w:space="0" w:sz="4" w:val="single"/>
-        <w:insideV w:color="000000" w:space="0" w:sz="4" w:val="single"/>
-      </w:tblBorders>
+      <w:tblInd w:w="0" w:type="dxa"/>
       <w:tblCellMar>
-        <w:top w:type="dxa" w:w="100"/>
-        <w:left w:type="dxa" w:w="100"/>
-        <w:bottom w:type="dxa" w:w="100"/>
-        <w:right w:type="dxa" w:w="100"/>
+        <w:top w:w="0" w:type="dxa"/>
+        <w:left w:w="108" w:type="dxa"/>
+        <w:bottom w:w="0" w:type="dxa"/>
+        <w:right w:w="108" w:type="dxa"/>
       </w:tblCellMar>
     </w:tblPr>
-  </w:style>
-  <w:style w:customStyle="1" w:styleId="DefinitionTerm" w:type="paragraph">
+    <w:tblStylePr w:type="firstRow">
+      <w:tcPr>
+        <w:tcBorders>
+          <w:bottom w:val="single"/>
+        </w:tcBorders>
+        <w:vAlign w:val="bottom"/>
+      </w:tcPr>
+    </w:tblStylePr>
+  </w:style>
+  <w:style w:type="paragraph" w:customStyle="1" w:styleId="DefinitionTerm">
     <w:name w:val="Definition Term"/>
     <w:basedOn w:val="Normal"/>
     <w:next w:val="Definition"/>
@@ -1849,74 +4806,75 @@
       <w:b/>
     </w:rPr>
   </w:style>
-  <w:style w:customStyle="1" w:styleId="Definition" w:type="paragraph">
+  <w:style w:type="paragraph" w:customStyle="1" w:styleId="Definition">
     <w:name w:val="Definition"/>
     <w:basedOn w:val="Normal"/>
   </w:style>
-  <w:style w:styleId="Caption" w:type="paragraph">
+  <w:style w:type="paragraph" w:styleId="Caption">
     <w:name w:val="Caption"/>
     <w:basedOn w:val="Normal"/>
     <w:link w:val="BodyTextChar"/>
     <w:pPr>
-      <w:spacing w:after="120" w:before="0"/>
+      <w:spacing w:before="0" w:after="120"/>
     </w:pPr>
     <w:rPr>
       <w:i/>
     </w:rPr>
   </w:style>
-  <w:style w:customStyle="1" w:styleId="TableCaption" w:type="paragraph">
+  <w:style w:type="paragraph" w:customStyle="1" w:styleId="TableCaption">
     <w:name w:val="Table Caption"/>
     <w:basedOn w:val="Caption"/>
     <w:pPr>
       <w:keepNext/>
     </w:pPr>
   </w:style>
-  <w:style w:customStyle="1" w:styleId="ImageCaption" w:type="paragraph">
+  <w:style w:type="paragraph" w:customStyle="1" w:styleId="ImageCaption">
     <w:name w:val="Image Caption"/>
     <w:basedOn w:val="Caption"/>
   </w:style>
-  <w:style w:customStyle="1" w:styleId="Figure" w:type="paragraph">
+  <w:style w:type="paragraph" w:customStyle="1" w:styleId="Figure">
     <w:name w:val="Figure"/>
     <w:basedOn w:val="Normal"/>
   </w:style>
-  <w:style w:customStyle="1" w:styleId="CaptionedFigure" w:type="paragraph">
+  <w:style w:type="paragraph" w:customStyle="1" w:styleId="CaptionedFigure">
     <w:name w:val="Captioned Figure"/>
     <w:basedOn w:val="Figure"/>
     <w:pPr>
       <w:keepNext/>
     </w:pPr>
   </w:style>
-  <w:style w:customStyle="1" w:styleId="BodyTextChar" w:type="character">
+  <w:style w:type="character" w:customStyle="1" w:styleId="BodyTextChar">
     <w:name w:val="Body Text Char"/>
     <w:basedOn w:val="DefaultParagraphFont"/>
     <w:link w:val="BodyText"/>
   </w:style>
-  <w:style w:customStyle="1" w:styleId="VerbatimChar" w:type="character">
+  <w:style w:type="character" w:customStyle="1" w:styleId="VerbatimChar">
     <w:name w:val="Verbatim Char"/>
     <w:basedOn w:val="BodyTextChar"/>
     <w:rPr>
-      <w:rFonts w:ascii="EB Garamond" w:cs="EB Garamond" w:eastAsia="EB Garamond" w:hAnsi="EB Garamond"/>
+      <w:rFonts w:ascii="Consolas" w:hAnsi="Consolas"/>
       <w:sz w:val="22"/>
     </w:rPr>
   </w:style>
-  <w:style w:customStyle="1" w:styleId="SectionNumber" w:type="character">
+  <w:style w:type="character" w:customStyle="1" w:styleId="SectionNumber">
     <w:name w:val="Section Number"/>
     <w:basedOn w:val="BodyTextChar"/>
   </w:style>
-  <w:style w:styleId="FootnoteReference" w:type="character">
+  <w:style w:type="character" w:styleId="FootnoteReference">
     <w:name w:val="Footnote Reference"/>
     <w:basedOn w:val="BodyTextChar"/>
     <w:rPr>
       <w:vertAlign w:val="superscript"/>
     </w:rPr>
   </w:style>
-  <w:style w:styleId="Hyperlink" w:type="character">
+  <w:style w:type="character" w:styleId="Hyperlink">
     <w:name w:val="Hyperlink"/>
     <w:basedOn w:val="BodyTextChar"/>
     <w:rPr>
-    </w:rPr>
-  </w:style>
-  <w:style w:styleId="TOCHeading" w:type="paragraph">
+      <w:color w:val="000000"/>
+    </w:rPr>
+  </w:style>
+  <w:style w:type="paragraph" w:styleId="TOCHeading">
     <w:name w:val="TOC Heading"/>
     <w:basedOn w:val="Heading1"/>
     <w:next w:val="BodyText"/>
@@ -1928,38 +4886,11 @@
       <w:outlineLvl w:val="9"/>
     </w:pPr>
     <w:rPr>
-      <w:rFonts w:ascii="EB Garamond" w:cs="EB Garamond" w:eastAsia="EB Garamond" w:hAnsi="EB Garamond"/>
+      <w:rFonts w:asciiTheme="majorHAnsi" w:eastAsiaTheme="majorEastAsia" w:hAnsiTheme="majorHAnsi" w:cstheme="majorBidi"/>
       <w:b w:val="0"/>
       <w:bCs w:val="0"/>
-    </w:rPr>
-  </w:style>
-  <w:style w:customStyle="1" w:styleId="BodyKeep" w:type="paragraph">
-    <w:name w:val="BodyKeep"/>
-    <w:basedOn w:val="BodyText"/>
-    <w:qFormat/>
-    <w:pPr>
-      <w:keepNext/>
-      <w:keepLines/>
-    </w:pPr>
-  </w:style>
-  <w:style w:customStyle="1" w:styleId="Centered" w:type="paragraph">
-    <w:name w:val="Centered"/>
-    <w:basedOn w:val="Normal"/>
-    <w:qFormat/>
-    <w:pPr>
-      <w:spacing w:after="0" w:before="0" w:line="240" w:lineRule="auto"/>
-      <w:ind w:firstLine="0"/>
-      <w:jc w:val="center"/>
-    </w:pPr>
-  </w:style>
-  <w:style w:customStyle="1" w:styleId="Single" w:type="paragraph">
-    <w:name w:val="Single"/>
-    <w:basedOn w:val="Normal"/>
-    <w:qFormat/>
-    <w:pPr>
-      <w:spacing w:after="120" w:before="0" w:line="240" w:lineRule="auto"/>
-      <w:ind w:firstLine="0"/>
-    </w:pPr>
+      <w:color w:val="365F91" w:themeColor="accent1" w:themeShade="BF"/>
+    </w:rPr>
   </w:style>
   <w:style w:type="paragraph" w:customStyle="1" w:styleId="SourceCode">
     <w:name w:val="Source Code"/>
